--- a/docs/ProjectoFimCurso.docx
+++ b/docs/ProjectoFimCurso.docx
@@ -123,7 +123,21 @@
           <w:sz w:val="32"/>
           <w:szCs w:val="32"/>
         </w:rPr>
-        <w:t>SISTEMA DE GESTÃO DE DECLARAÇÕES PARA A SECRETÁRIA DO INSTITUTO POLITÉCNICO DO MAIOMBE-3050</w:t>
+        <w:t xml:space="preserve">SISTEMA DE GESTÃO DE DECLARAÇÕES </w:t>
+      </w:r>
+      <w:r>
+        <w:rPr>
+          <w:sz w:val="32"/>
+          <w:szCs w:val="32"/>
+        </w:rPr>
+        <w:t>ESCOLARES PARA A</w:t>
+      </w:r>
+      <w:r>
+        <w:rPr>
+          <w:sz w:val="32"/>
+          <w:szCs w:val="32"/>
+        </w:rPr>
+        <w:t xml:space="preserve"> SECRETÁRIA DO INSTITUTO POLITÉCNICO DO MAIOMBE-3050</w:t>
       </w:r>
     </w:p>
     <w:p>
@@ -264,7 +278,35 @@
           <w:sz w:val="32"/>
           <w:szCs w:val="32"/>
         </w:rPr>
-        <w:t>SISTEMA DE GESTÃO DE DECLARAÇÕES PARA A SECRETÁRIA DO INSTITUTO POLITÉCNICO DO MAIOMBE-3050</w:t>
+        <w:t xml:space="preserve">SISTEMA DE GESTÃO DE DECLARAÇÕES </w:t>
+      </w:r>
+      <w:r>
+        <w:rPr>
+          <w:sz w:val="32"/>
+          <w:szCs w:val="32"/>
+        </w:rPr>
+        <w:t xml:space="preserve">ESCOLARES </w:t>
+      </w:r>
+      <w:r>
+        <w:rPr>
+          <w:sz w:val="32"/>
+          <w:szCs w:val="32"/>
+        </w:rPr>
+        <w:t xml:space="preserve">PARA </w:t>
+      </w:r>
+      <w:r>
+        <w:rPr>
+          <w:sz w:val="32"/>
+          <w:szCs w:val="32"/>
+        </w:rPr>
+        <w:t xml:space="preserve"> A</w:t>
+      </w:r>
+      <w:r>
+        <w:rPr>
+          <w:sz w:val="32"/>
+          <w:szCs w:val="32"/>
+        </w:rPr>
+        <w:t xml:space="preserve"> SECRETÁRIA DO INSTITUTO POLITÉCNICO DO MAIOMBE-3050</w:t>
       </w:r>
     </w:p>
     <w:p>
@@ -309,6 +351,19 @@
     </w:p>
     <w:p>
       <w:r>
+        <w:t>Gabriel Pedro Aurélio</w:t>
+      </w:r>
+    </w:p>
+    <w:p>
+      <w:r>
+        <w:t>Eu dedico este Trabalho a minha Mãe Eva Nogueira Pedro que sempre me apoiou em todas as fases da minha educação, dando me segurança, disciplina, incentivo apoio financeiro e um colo onde eu ia sempre chorar quando as coisas não estavam bem, agradeço por tudo e espero que a Senhora Minha Mãe tenha orgulho do seu filho primogénito.</w:t>
+      </w:r>
+    </w:p>
+    <w:p>
+      <w:pPr>
+        <w:ind w:firstLine="0"/>
+      </w:pPr>
+      <w:r>
         <w:br w:type="page"/>
       </w:r>
     </w:p>
@@ -383,6 +438,9 @@
       <w:r>
         <w:t>gradecer ao Professor Ramos Panzo por ter nos dado orientações que tornaram isso tudo possível.</w:t>
       </w:r>
+      <w:r>
+        <w:t xml:space="preserve"> </w:t>
+      </w:r>
     </w:p>
     <w:p>
       <w:r>
@@ -450,13 +508,27 @@
       </w:r>
     </w:p>
     <w:p>
-      <w:r>
+      <w:pPr>
+        <w:rPr>
+          <w:color w:val="FF0000"/>
+        </w:rPr>
+      </w:pPr>
+      <w:r>
+        <w:rPr>
+          <w:color w:val="FF0000"/>
+        </w:rPr>
         <w:t>SGBD</w:t>
       </w:r>
       <w:r>
+        <w:rPr>
+          <w:color w:val="FF0000"/>
+        </w:rPr>
         <w:tab/>
       </w:r>
       <w:r>
+        <w:rPr>
+          <w:color w:val="FF0000"/>
+        </w:rPr>
         <w:tab/>
         <w:t>Sistema de Gerenciamento de Banco de Dados</w:t>
       </w:r>
@@ -464,81 +536,25 @@
     <w:p>
       <w:pPr>
         <w:rPr>
-          <w:lang w:val="en-US"/>
-        </w:rPr>
-      </w:pPr>
-      <w:r>
-        <w:rPr>
-          <w:lang w:val="en-US"/>
-        </w:rPr>
-        <w:t xml:space="preserve">MVT </w:t>
-      </w:r>
-      <w:r>
-        <w:rPr>
-          <w:lang w:val="en-US"/>
+          <w:color w:val="FF0000"/>
+        </w:rPr>
+      </w:pPr>
+      <w:r>
+        <w:rPr>
+          <w:color w:val="FF0000"/>
+        </w:rPr>
+        <w:t xml:space="preserve">DER </w:t>
+      </w:r>
+      <w:r>
+        <w:rPr>
+          <w:color w:val="FF0000"/>
         </w:rPr>
         <w:tab/>
       </w:r>
       <w:r>
         <w:rPr>
-          <w:lang w:val="en-US"/>
-        </w:rPr>
-        <w:tab/>
-        <w:t>Model View Templates</w:t>
-      </w:r>
-    </w:p>
-    <w:p>
-      <w:pPr>
-        <w:rPr>
-          <w:lang w:val="en-US"/>
-        </w:rPr>
-      </w:pPr>
-      <w:r>
-        <w:rPr>
-          <w:lang w:val="en-US"/>
-        </w:rPr>
-        <w:t>MV</w:t>
-      </w:r>
-      <w:r>
-        <w:rPr>
-          <w:lang w:val="en-US"/>
-        </w:rPr>
-        <w:t>C</w:t>
-      </w:r>
-      <w:r>
-        <w:rPr>
-          <w:lang w:val="en-US"/>
-        </w:rPr>
-        <w:t xml:space="preserve"> </w:t>
-      </w:r>
-      <w:r>
-        <w:rPr>
-          <w:lang w:val="en-US"/>
-        </w:rPr>
-        <w:tab/>
-      </w:r>
-      <w:r>
-        <w:rPr>
-          <w:lang w:val="en-US"/>
-        </w:rPr>
-        <w:tab/>
-        <w:t xml:space="preserve">Model View </w:t>
-      </w:r>
-      <w:r>
-        <w:rPr>
-          <w:lang w:val="en-US"/>
-        </w:rPr>
-        <w:t>Controller</w:t>
-      </w:r>
-    </w:p>
-    <w:p>
-      <w:r>
-        <w:t xml:space="preserve">DER </w:t>
-      </w:r>
-      <w:r>
-        <w:tab/>
-      </w:r>
-      <w:r>
+          <w:color w:val="FF0000"/>
+        </w:rPr>
         <w:tab/>
         <w:t>Diagrama Entidade-Relacionamento</w:t>
       </w:r>
@@ -546,17 +562,27 @@
     <w:p>
       <w:pPr>
         <w:ind w:firstLine="708"/>
-      </w:pPr>
-      <w:r>
-        <w:rPr>
+        <w:rPr>
+          <w:color w:val="FF0000"/>
+        </w:rPr>
+      </w:pPr>
+      <w:r>
+        <w:rPr>
+          <w:color w:val="FF0000"/>
           <w:lang w:val="pt-BR"/>
         </w:rPr>
         <w:t>HTTP</w:t>
       </w:r>
       <w:r>
+        <w:rPr>
+          <w:color w:val="FF0000"/>
+        </w:rPr>
         <w:tab/>
       </w:r>
       <w:r>
+        <w:rPr>
+          <w:color w:val="FF0000"/>
+        </w:rPr>
         <w:tab/>
         <w:t>HyperText Transferer Protocol</w:t>
       </w:r>
@@ -565,23 +591,27 @@
       <w:pPr>
         <w:ind w:firstLine="708"/>
         <w:rPr>
+          <w:color w:val="FF0000"/>
           <w:lang w:val="en-US"/>
         </w:rPr>
       </w:pPr>
       <w:r>
         <w:rPr>
+          <w:color w:val="FF0000"/>
           <w:lang w:val="en-US"/>
         </w:rPr>
         <w:t>API</w:t>
       </w:r>
       <w:r>
         <w:rPr>
+          <w:color w:val="FF0000"/>
           <w:lang w:val="en-US"/>
         </w:rPr>
         <w:tab/>
       </w:r>
       <w:r>
         <w:rPr>
+          <w:color w:val="FF0000"/>
           <w:lang w:val="en-US"/>
         </w:rPr>
         <w:tab/>
@@ -592,23 +622,27 @@
       <w:pPr>
         <w:ind w:firstLine="708"/>
         <w:rPr>
+          <w:color w:val="FF0000"/>
           <w:lang w:val="en-US"/>
         </w:rPr>
       </w:pPr>
       <w:r>
         <w:rPr>
+          <w:color w:val="FF0000"/>
           <w:lang w:val="en-US"/>
         </w:rPr>
         <w:t>JWT</w:t>
       </w:r>
       <w:r>
         <w:rPr>
+          <w:color w:val="FF0000"/>
           <w:lang w:val="en-US"/>
         </w:rPr>
         <w:tab/>
       </w:r>
       <w:r>
         <w:rPr>
+          <w:color w:val="FF0000"/>
           <w:lang w:val="en-US"/>
         </w:rPr>
         <w:tab/>
@@ -619,29 +653,57 @@
       <w:pPr>
         <w:ind w:firstLine="708"/>
         <w:rPr>
-          <w:lang w:val="en-US"/>
-        </w:rPr>
-      </w:pPr>
+          <w:color w:val="FF0000"/>
+        </w:rPr>
+      </w:pPr>
+      <w:r>
+        <w:rPr>
+          <w:color w:val="FF0000"/>
+        </w:rPr>
+        <w:t>I.A</w:t>
+      </w:r>
+      <w:r>
+        <w:rPr>
+          <w:color w:val="FF0000"/>
+        </w:rPr>
+        <w:tab/>
+      </w:r>
+      <w:r>
+        <w:rPr>
+          <w:color w:val="FF0000"/>
+        </w:rPr>
+        <w:tab/>
+        <w:t xml:space="preserve">Inteligência Artificial </w:t>
+      </w:r>
     </w:p>
     <w:p>
       <w:pPr>
         <w:ind w:firstLine="708"/>
-        <w:rPr>
-          <w:lang w:val="en-US"/>
-        </w:rPr>
-      </w:pPr>
+      </w:pPr>
+      <w:r>
+        <w:t>O</w:t>
+      </w:r>
+      <w:r>
+        <w:t xml:space="preserve">O </w:t>
+      </w:r>
+      <w:r>
+        <w:tab/>
+      </w:r>
+      <w:r>
+        <w:tab/>
+        <w:t>Orientação a Objectos</w:t>
+      </w:r>
     </w:p>
     <w:p>
       <w:pPr>
         <w:ind w:firstLine="708"/>
-        <w:rPr>
-          <w:lang w:val="en-US"/>
-        </w:rPr>
-      </w:pPr>
-      <w:r>
-        <w:rPr>
-          <w:lang w:val="en-US"/>
-        </w:rPr>
+      </w:pPr>
+    </w:p>
+    <w:p>
+      <w:pPr>
+        <w:ind w:firstLine="708"/>
+      </w:pPr>
+      <w:r>
         <w:br w:type="page"/>
       </w:r>
     </w:p>
@@ -706,9 +768,6 @@
     <w:p>
       <w:pPr>
         <w:jc w:val="left"/>
-        <w:rPr>
-          <w:lang w:val="en-US"/>
-        </w:rPr>
       </w:pPr>
       <w:r>
         <w:rPr>
@@ -720,34 +779,19 @@
         <w:t xml:space="preserve">:Gestão. Declarações. Automação. </w:t>
       </w:r>
       <w:r>
-        <w:rPr>
-          <w:lang w:val="en-US"/>
-        </w:rPr>
         <w:t>Sistema</w:t>
       </w:r>
       <w:r>
-        <w:rPr>
-          <w:lang w:val="en-US"/>
-        </w:rPr>
         <w:br w:type="page"/>
       </w:r>
     </w:p>
     <w:p>
       <w:pPr>
         <w:ind w:firstLine="0"/>
-        <w:rPr>
-          <w:rFonts w:eastAsiaTheme="majorEastAsia" w:cstheme="majorBidi"/>
-          <w:b/>
-          <w:color w:val="161616" w:themeColor="accent1" w:themeShade="1A"/>
-          <w:sz w:val="28"/>
-          <w:szCs w:val="40"/>
-          <w:lang w:val="en-US"/>
-        </w:rPr>
       </w:pPr>
       <w:r>
         <w:rPr>
           <w:rStyle w:val="Heading1Char"/>
-          <w:lang w:val="en-US"/>
         </w:rPr>
         <w:lastRenderedPageBreak/>
         <w:t>Abstract</w:t>
@@ -755,155 +799,11 @@
       <w:r>
         <w:rPr>
           <w:rStyle w:val="Heading1Char"/>
-          <w:lang w:val="en-US"/>
         </w:rPr>
         <w:br/>
       </w:r>
       <w:r>
-        <w:rPr>
-          <w:lang w:val="en-US"/>
-        </w:rPr>
-        <w:t xml:space="preserve">       </w:t>
-      </w:r>
-      <w:r>
-        <w:rPr>
-          <w:lang w:val="en-US"/>
-        </w:rPr>
-        <w:t>This project aims to design and develop a computeri</w:t>
-      </w:r>
-      <w:r>
-        <w:rPr>
-          <w:lang w:val="en-US"/>
-        </w:rPr>
-        <w:t xml:space="preserve">zed system for managing certificates at the Instituto </w:t>
-      </w:r>
-      <w:proofErr w:type="spellStart"/>
-      <w:r>
-        <w:rPr>
-          <w:lang w:val="en-US"/>
-        </w:rPr>
-        <w:t>Politécnico</w:t>
-      </w:r>
-      <w:proofErr w:type="spellEnd"/>
-      <w:r>
-        <w:rPr>
-          <w:lang w:val="en-US"/>
-        </w:rPr>
-        <w:t xml:space="preserve"> do </w:t>
-      </w:r>
-      <w:proofErr w:type="spellStart"/>
-      <w:r>
-        <w:rPr>
-          <w:lang w:val="en-US"/>
-        </w:rPr>
-        <w:t>Maiombe</w:t>
-      </w:r>
-      <w:proofErr w:type="spellEnd"/>
-      <w:r>
-        <w:rPr>
-          <w:lang w:val="en-US"/>
-        </w:rPr>
-        <w:t xml:space="preserve">. </w:t>
-      </w:r>
-      <w:r>
-        <w:rPr>
-          <w:lang w:val="en-US"/>
-        </w:rPr>
-        <w:t>Currently, the institution faces challenges in handling certificate requests due to the increasing volume of requests, reliance on manual processes, and lack of adequate traceability, which leads to delays, errors, and the loss of important documents</w:t>
-      </w:r>
-      <w:r>
-        <w:rPr>
-          <w:lang w:val="en-US"/>
-        </w:rPr>
-        <w:t>.</w:t>
-      </w:r>
-    </w:p>
-    <w:p>
-      <w:pPr>
-        <w:rPr>
-          <w:lang w:val="en-US"/>
-        </w:rPr>
-      </w:pPr>
-      <w:r>
-        <w:rPr>
-          <w:lang w:val="en-US"/>
-        </w:rPr>
-        <w:t>The proposed system seeks to automate the processes of generation, validation, and traceability of certificates, ensuring greater accuracy and security in information management. Additionally, it aims to provide an accessible, efficient, and user-friendly solution, allowing the institution's administrative office to organize, control, and monitor all requests in a fast and reliable manner.</w:t>
-      </w:r>
-    </w:p>
-    <w:p>
-      <w:pPr>
-        <w:rPr>
-          <w:lang w:val="en-US"/>
-        </w:rPr>
-      </w:pPr>
-      <w:r>
-        <w:rPr>
-          <w:lang w:val="en-US"/>
-        </w:rPr>
-        <w:t>The methodology adopted for development includes requirements analysis, data modeling, and the use of modern, robust technologies such as Django for the back-end, React for the front-end, and PostgreSQL for the database.</w:t>
-      </w:r>
-    </w:p>
-    <w:p>
-      <w:pPr>
-        <w:rPr>
-          <w:lang w:val="en-US"/>
-        </w:rPr>
-      </w:pPr>
-      <w:r>
-        <w:rPr>
-          <w:lang w:val="en-US"/>
-        </w:rPr>
-        <w:t xml:space="preserve">The implementation of the system is expected to result in significant improvements in document management, increasing administrative productivity, reducing human errors, and providing a more satisfactory experience for the institution's users. Thus, the project contributes to the modernization of administrative processes and the overall efficiency of the Instituto </w:t>
-      </w:r>
-      <w:proofErr w:type="spellStart"/>
-      <w:r>
-        <w:rPr>
-          <w:lang w:val="en-US"/>
-        </w:rPr>
-        <w:t>Politécnico</w:t>
-      </w:r>
-      <w:proofErr w:type="spellEnd"/>
-      <w:r>
-        <w:rPr>
-          <w:lang w:val="en-US"/>
-        </w:rPr>
-        <w:t xml:space="preserve"> do </w:t>
-      </w:r>
-      <w:proofErr w:type="spellStart"/>
-      <w:r>
-        <w:rPr>
-          <w:lang w:val="en-US"/>
-        </w:rPr>
-        <w:t>Maiombe</w:t>
-      </w:r>
-      <w:proofErr w:type="spellEnd"/>
-      <w:r>
-        <w:rPr>
-          <w:lang w:val="en-US"/>
-        </w:rPr>
-        <w:t>.</w:t>
-      </w:r>
-    </w:p>
-    <w:p>
-      <w:pPr>
-        <w:jc w:val="left"/>
-        <w:rPr>
-          <w:lang w:val="en-US"/>
-        </w:rPr>
-      </w:pPr>
-      <w:r>
-        <w:rPr>
-          <w:b/>
-          <w:lang w:val="en-US"/>
-        </w:rPr>
-        <w:t>Keywords</w:t>
-      </w:r>
-      <w:r>
-        <w:rPr>
-          <w:lang w:val="en-US"/>
-        </w:rPr>
-        <w:t>: Management, Certificates, Automation, Computerized System, Administrative Efficiency</w:t>
+        <w:t xml:space="preserve"> </w:t>
       </w:r>
     </w:p>
     <w:p>
@@ -922,9 +822,6 @@
         </w:rPr>
       </w:pPr>
       <w:r>
-        <w:rPr>
-          <w:lang w:val="en-US"/>
-        </w:rPr>
         <w:br w:type="page"/>
       </w:r>
     </w:p>
@@ -1211,7 +1108,13 @@
     </w:p>
     <w:p>
       <w:r>
-        <w:t>O sistema informatizado proposto surge como uma solução eficaz para centralizar e automatizar as operações administrativas e acadêmicas, garantindo maior segurança, confiabilidade e rapidez na emissão das declarações. Além disso, ao permitir a rastreabilidade e validação dos documentos, o sistema contribui para a redução de erros humanos, otimização do tempo dos servidores e melhoria na organização institucional. Dessa forma, a implementação do sistema representa um avanço significativo na modernização da gestão documental do Instituto Politécnico do Maiombe, proporcionando benefícios tanto para a instituição quanto para seus usuários.</w:t>
+        <w:t xml:space="preserve">O sistema informatizado proposto surge como uma solução eficaz para centralizar e automatizar as operações administrativas e acadêmicas, garantindo maior segurança, confiabilidade e rapidez na emissão das declarações. Além disso, ao permitir a rastreabilidade e validação dos documentos, o sistema contribui para a redução de erros humanos, otimização do tempo dos servidores e melhoria na organização institucional. Dessa forma, a implementação do sistema representa um avanço significativo na modernização da gestão documental do Instituto Politécnico do Maiombe, proporcionando benefícios tanto para a instituição quanto para seus </w:t>
+      </w:r>
+      <w:r>
+        <w:t>alunos</w:t>
+      </w:r>
+      <w:r>
+        <w:t>.</w:t>
       </w:r>
     </w:p>
     <w:p>
@@ -1245,6 +1148,12 @@
         <w:rPr>
           <w:lang w:val="pt-AO"/>
         </w:rPr>
+        <w:t xml:space="preserve"> escolares</w:t>
+      </w:r>
+      <w:r>
+        <w:rPr>
+          <w:lang w:val="pt-AO"/>
+        </w:rPr>
         <w:t>,</w:t>
       </w:r>
       <w:r>
@@ -1263,7 +1172,19 @@
         <w:rPr>
           <w:lang w:val="pt-AO"/>
         </w:rPr>
-        <w:t>desembro de 2025 a março de 2026</w:t>
+        <w:t>de</w:t>
+      </w:r>
+      <w:r>
+        <w:rPr>
+          <w:lang w:val="pt-AO"/>
+        </w:rPr>
+        <w:t>z</w:t>
+      </w:r>
+      <w:r>
+        <w:rPr>
+          <w:lang w:val="pt-AO"/>
+        </w:rPr>
+        <w:t>embro de 2025 a março de 2026</w:t>
       </w:r>
       <w:r>
         <w:rPr>
@@ -1287,7 +1208,19 @@
         <w:rPr>
           <w:lang w:val="pt-AO"/>
         </w:rPr>
-        <w:t>na Província do Icole e Bengo no município do Sequele Bairro Maiombe.</w:t>
+        <w:t>na Província do Icole e Bengo no município do Sequele Bairro</w:t>
+      </w:r>
+      <w:r>
+        <w:rPr>
+          <w:lang w:val="pt-AO"/>
+        </w:rPr>
+        <w:t xml:space="preserve"> do</w:t>
+      </w:r>
+      <w:r>
+        <w:rPr>
+          <w:lang w:val="pt-AO"/>
+        </w:rPr>
+        <w:t xml:space="preserve"> Maiombe.</w:t>
       </w:r>
     </w:p>
     <w:p>
@@ -1415,7 +1348,19 @@
         <w:rPr>
           <w:lang w:val="pt-AO"/>
         </w:rPr>
-        <w:t xml:space="preserve"> e acadêmicos, torna-se indispensável o uso de sistemas informatizados para o gerenciamento de instituições de ensino. A adoção de soluções digitais contribui significativamente para a melhoria da organização, segurança, consistência e rapidez nas atividades institucionais, reduzindo erros e retrabalho.</w:t>
+        <w:t xml:space="preserve"> e acadêmicos, torna-se indispensável o uso de sistemas informatizados para o gerenciamento de instituições de ensino. A adoção de soluções digitais contribui significativamente para a melhoria da organização, segurança, consistência e rapidez nas a</w:t>
+      </w:r>
+      <w:r>
+        <w:rPr>
+          <w:lang w:val="pt-AO"/>
+        </w:rPr>
+        <w:t>c</w:t>
+      </w:r>
+      <w:r>
+        <w:rPr>
+          <w:lang w:val="pt-AO"/>
+        </w:rPr>
+        <w:t>tividades institucionais, reduzindo erros e retrabalho.</w:t>
       </w:r>
     </w:p>
     <w:p>
@@ -1453,7 +1398,43 @@
         <w:rPr>
           <w:lang w:val="pt-AO"/>
         </w:rPr>
-        <w:t xml:space="preserve"> geração, validação e rastreabilidade das declarações, proporcionando maior agilidade, precisão e confiabilidade, além de oferecer uma experiência satisfatória para todos os usuários que interagem com a instituição.</w:t>
+        <w:t xml:space="preserve"> geração, validação e rastreabilidade das declarações, proporcionando maior agilidade, precisão e confiabilidade, além de oferecer uma experiência satisfatória para tod</w:t>
+      </w:r>
+      <w:r>
+        <w:rPr>
+          <w:lang w:val="pt-AO"/>
+        </w:rPr>
+        <w:t>a</w:t>
+      </w:r>
+      <w:r>
+        <w:rPr>
+          <w:lang w:val="pt-AO"/>
+        </w:rPr>
+        <w:t xml:space="preserve">s </w:t>
+      </w:r>
+      <w:r>
+        <w:rPr>
+          <w:lang w:val="pt-AO"/>
+        </w:rPr>
+        <w:t>a</w:t>
+      </w:r>
+      <w:r>
+        <w:rPr>
+          <w:lang w:val="pt-AO"/>
+        </w:rPr>
+        <w:t xml:space="preserve">s </w:t>
+      </w:r>
+      <w:r>
+        <w:rPr>
+          <w:lang w:val="pt-AO"/>
+        </w:rPr>
+        <w:t xml:space="preserve">entidades  como alunos e encarregados </w:t>
+      </w:r>
+      <w:r>
+        <w:rPr>
+          <w:lang w:val="pt-AO"/>
+        </w:rPr>
+        <w:t>que interagem com a instituição.</w:t>
       </w:r>
     </w:p>
     <w:p>
@@ -1510,13 +1491,6 @@
     </w:p>
     <w:p>
       <w:pPr>
-        <w:rPr>
-          <w:lang w:val="pt-BR"/>
-        </w:rPr>
-      </w:pPr>
-    </w:p>
-    <w:p>
-      <w:pPr>
         <w:pStyle w:val="Heading2"/>
         <w:rPr>
           <w:lang w:val="pt-BR"/>
@@ -1526,6 +1500,305 @@
         <w:rPr>
           <w:lang w:val="pt-BR"/>
         </w:rPr>
+        <w:t xml:space="preserve">Tecnologias Utilizadas </w:t>
+      </w:r>
+    </w:p>
+    <w:p>
+      <w:r>
+        <w:t xml:space="preserve">React é um </w:t>
+      </w:r>
+      <w:r>
+        <w:t xml:space="preserve">biblioteca </w:t>
+      </w:r>
+      <w:r>
+        <w:t>frontend proveniente d</w:t>
+      </w:r>
+      <w:r>
+        <w:t>a linguagem JavaScript</w:t>
+      </w:r>
+      <w:r>
+        <w:t xml:space="preserve"> que nos ultimos anos tem ganhando estrutura e ecossistema de um framework, sendo uma das tecnologias mais usadas e populares no mercado, como recurso quase infinitos e ainda crescendo, </w:t>
+      </w:r>
+      <w:r>
+        <w:t>juntamente</w:t>
+      </w:r>
+      <w:r>
+        <w:t xml:space="preserve"> com a sua extensa comunidade que trabalham para garantir o crescimento da biblioteca, o mesmo é usado tanto  para aplicações simples como para aplicações enormes, tem sua filosofia sentada no conceito de componetes reutilizáveis e modularidade permitindo que um sistema possa ser divido em partes menores para assegurar maior controlo.</w:t>
+      </w:r>
+    </w:p>
+    <w:p>
+      <w:pPr>
+        <w:rPr>
+          <w:lang w:val="pt-BR"/>
+        </w:rPr>
+      </w:pPr>
+      <w:r>
+        <w:rPr>
+          <w:lang w:val="pt-BR"/>
+        </w:rPr>
+        <w:t xml:space="preserve">Django é um framework web fullstack </w:t>
+      </w:r>
+      <w:r>
+        <w:rPr>
+          <w:lang w:val="pt-BR"/>
+        </w:rPr>
+        <w:t>baseado em P</w:t>
+      </w:r>
+      <w:r>
+        <w:rPr>
+          <w:lang w:val="pt-BR"/>
+        </w:rPr>
+        <w:t>ython</w:t>
+      </w:r>
+      <w:r>
+        <w:rPr>
+          <w:lang w:val="pt-BR"/>
+        </w:rPr>
+        <w:t>, que oference recurso de front-end e back-end</w:t>
+      </w:r>
+      <w:r>
+        <w:rPr>
+          <w:lang w:val="pt-BR"/>
+        </w:rPr>
+        <w:t>, é uma das tecnologias mais robustas e usadas no mundo</w:t>
+      </w:r>
+      <w:r>
+        <w:rPr>
+          <w:lang w:val="pt-BR"/>
+        </w:rPr>
+        <w:t>,</w:t>
+      </w:r>
+      <w:r>
+        <w:rPr>
+          <w:lang w:val="pt-BR"/>
+        </w:rPr>
+        <w:t xml:space="preserve"> especialmente em projecto robustos e grandes isso porque o Django permite o controle absoluto de todas as partes do sistema além disso é um</w:t>
+      </w:r>
+      <w:r>
+        <w:rPr>
+          <w:lang w:val="pt-BR"/>
+        </w:rPr>
+        <w:t xml:space="preserve">a tecnologia modular e escalar o que permite que um projecto pequeno pode crescer a </w:t>
+      </w:r>
+      <w:r>
+        <w:rPr>
+          <w:lang w:val="pt-BR"/>
+        </w:rPr>
+        <w:t xml:space="preserve">um </w:t>
+      </w:r>
+      <w:r>
+        <w:rPr>
+          <w:lang w:val="pt-BR"/>
+        </w:rPr>
+        <w:t>n</w:t>
+      </w:r>
+      <w:r>
+        <w:rPr>
+          <w:lang w:val="pt-BR"/>
+        </w:rPr>
+        <w:t>í</w:t>
+      </w:r>
+      <w:r>
+        <w:rPr>
+          <w:lang w:val="pt-BR"/>
+        </w:rPr>
+        <w:t xml:space="preserve">vel </w:t>
+      </w:r>
+      <w:r>
+        <w:rPr>
+          <w:lang w:val="pt-BR"/>
+        </w:rPr>
+        <w:t>exponencial</w:t>
+      </w:r>
+      <w:r>
+        <w:rPr>
+          <w:lang w:val="pt-BR"/>
+        </w:rPr>
+        <w:t xml:space="preserve"> com muita facilidade, além de ser uma das tecnologia mais usadas para integração com outros sistema e serviços proveniente </w:t>
+      </w:r>
+      <w:r>
+        <w:rPr>
+          <w:lang w:val="pt-BR"/>
+        </w:rPr>
+        <w:t>APIs</w:t>
+      </w:r>
+      <w:r>
+        <w:rPr>
+          <w:lang w:val="pt-BR"/>
+        </w:rPr>
+        <w:t xml:space="preserve"> e com grande facilidade em unificar com recurso de I.A.</w:t>
+      </w:r>
+    </w:p>
+    <w:p>
+      <w:pPr>
+        <w:rPr>
+          <w:lang w:val="pt-BR"/>
+        </w:rPr>
+      </w:pPr>
+      <w:r>
+        <w:rPr>
+          <w:lang w:val="pt-BR"/>
+        </w:rPr>
+        <w:t>PostGres</w:t>
+      </w:r>
+      <w:r>
+        <w:rPr>
+          <w:lang w:val="pt-BR"/>
+        </w:rPr>
+        <w:t xml:space="preserve"> é </w:t>
+      </w:r>
+      <w:r>
+        <w:rPr>
+          <w:lang w:val="pt-BR"/>
+        </w:rPr>
+        <w:t xml:space="preserve">um </w:t>
+      </w:r>
+      <w:r>
+        <w:rPr>
+          <w:lang w:val="pt-BR"/>
+        </w:rPr>
+        <w:t>SGB</w:t>
+      </w:r>
+      <w:r>
+        <w:rPr>
+          <w:lang w:val="pt-BR"/>
+        </w:rPr>
+        <w:t>D</w:t>
+      </w:r>
+      <w:r>
+        <w:rPr>
+          <w:lang w:val="pt-BR"/>
+        </w:rPr>
+        <w:t xml:space="preserve"> relacional que adota alguns conceitos de OO, sendo o </w:t>
+      </w:r>
+      <w:r>
+        <w:rPr>
+          <w:lang w:val="pt-BR"/>
+        </w:rPr>
+        <w:t>SGBD</w:t>
+      </w:r>
+      <w:r>
+        <w:rPr>
+          <w:lang w:val="pt-BR"/>
+        </w:rPr>
+        <w:t xml:space="preserve"> </w:t>
+      </w:r>
+      <w:r>
+        <w:rPr>
+          <w:lang w:val="pt-BR"/>
+        </w:rPr>
+        <w:t xml:space="preserve">um dos </w:t>
+      </w:r>
+      <w:r>
+        <w:rPr>
+          <w:lang w:val="pt-BR"/>
+        </w:rPr>
+        <w:t xml:space="preserve">mais </w:t>
+      </w:r>
+      <w:r>
+        <w:t>obusto, confiável e com recursos avançados comparados a outros SGBDs, como MySQL e SQLite</w:t>
+      </w:r>
+      <w:r>
+        <w:t>.</w:t>
+      </w:r>
+    </w:p>
+    <w:p>
+      <w:pPr>
+        <w:rPr>
+          <w:lang w:val="pt-BR"/>
+        </w:rPr>
+      </w:pPr>
+      <w:r>
+        <w:rPr>
+          <w:lang w:val="pt-BR"/>
+        </w:rPr>
+        <w:lastRenderedPageBreak/>
+        <w:t>Tailwind CSS</w:t>
+      </w:r>
+      <w:r>
+        <w:rPr>
+          <w:lang w:val="pt-BR"/>
+        </w:rPr>
+        <w:t xml:space="preserve"> é uma biblioteca de estilização usada para dar um visual mais moderno e atraente ao nosso sistema.</w:t>
+      </w:r>
+    </w:p>
+    <w:p>
+      <w:pPr>
+        <w:pStyle w:val="Heading2"/>
+        <w:rPr>
+          <w:lang w:val="pt-BR"/>
+        </w:rPr>
+      </w:pPr>
+      <w:r>
+        <w:rPr>
+          <w:lang w:val="pt-BR"/>
+        </w:rPr>
+        <w:t>Ferramentas Utilizadas</w:t>
+      </w:r>
+    </w:p>
+    <w:p>
+      <w:pPr>
+        <w:rPr>
+          <w:lang w:val="pt-BR"/>
+        </w:rPr>
+      </w:pPr>
+      <w:r>
+        <w:rPr>
+          <w:lang w:val="pt-BR"/>
+        </w:rPr>
+        <w:t>Na concepção desse sistema fora usadas as seguintes ferramentas:</w:t>
+      </w:r>
+    </w:p>
+    <w:p>
+      <w:pPr>
+        <w:rPr>
+          <w:lang w:val="pt-BR"/>
+        </w:rPr>
+      </w:pPr>
+      <w:r>
+        <w:rPr>
+          <w:lang w:val="pt-BR"/>
+        </w:rPr>
+        <w:t xml:space="preserve">Visual Studio Code é um editor de codigo da Microsoft, </w:t>
+      </w:r>
+      <w:r>
+        <w:rPr>
+          <w:lang w:val="pt-BR"/>
+        </w:rPr>
+        <w:t>é uma das ferrametas mais usadas no mundo para desenvolvimento web, com uma ampla gama de plug-ins que torna esse editor em um ferramenta extraordinária com suporte a um numero imenso de recurso.</w:t>
+      </w:r>
+    </w:p>
+    <w:p>
+      <w:pPr>
+        <w:rPr>
+          <w:lang w:val="pt-BR"/>
+        </w:rPr>
+      </w:pPr>
+      <w:r>
+        <w:rPr>
+          <w:lang w:val="pt-BR"/>
+        </w:rPr>
+        <w:t>Terminal ou CMD: é uma aplicação em linha de comando, ou seja, sem interface gráfica, que já vem por padrão em todos os sistemas operativos, esta ferramenta foi usada para poder realizar tarefas rotineiras como inicializar o servidor tanto no front-end como no back-end e  acessar o psql que é um recurso que nos permite manipular o PostgreSQL, basicamente o terminar foi a ferramenta que nos permitiu configurar o ambiente de desenvolvimento do sistema, bem como inicializar os serviços usados para o desenvolvimento do sistema.</w:t>
+      </w:r>
+    </w:p>
+    <w:p>
+      <w:pPr>
+        <w:rPr>
+          <w:lang w:val="pt-BR"/>
+        </w:rPr>
+      </w:pPr>
+    </w:p>
+    <w:p>
+      <w:pPr>
+        <w:pStyle w:val="Heading2"/>
+        <w:rPr>
+          <w:lang w:val="pt-BR"/>
+        </w:rPr>
+      </w:pPr>
+      <w:r>
+        <w:rPr>
+          <w:lang w:val="pt-BR"/>
+        </w:rPr>
         <w:t>Arquitetura do Sistema</w:t>
       </w:r>
     </w:p>
@@ -1539,7 +1812,31 @@
         <w:rPr>
           <w:lang w:val="pt-BR"/>
         </w:rPr>
-        <w:t>O sistema proposto segue a arquitetura RESTful API, um padrão amplamente utilizado em aplicações modernas por sua escalabilidade, modularidade e facilidade de integração. Nesta arquitetura, o back-end, implementado com Django REST Framework, é responsável pelo gerenciamento da lógica de negócios, persistência de dados e fornecimento de APIs para comunicação com o front-end. O front-end, desenvolvido em React, consome essas APIs para apresentar interfaces interativas e responsivas aos usuários. A comunicação entre as duas camadas é realizada através de requisições HTTP, garantindo uma separação clara entre apresentação e lógica de negócios, o que facilita manutenção, evolução do sistema e integração com outros serviços.</w:t>
+        <w:t xml:space="preserve">O sistema proposto segue a arquitetura RESTful API, um padrão amplamente utilizado em aplicações modernas por sua escalabilidade, modularidade e facilidade de integração. Nesta arquitetura, o back-end, implementado com Django REST Framework, é responsável pelo gerenciamento da lógica de negócios, persistência de dados e fornecimento de </w:t>
+      </w:r>
+      <w:r>
+        <w:rPr>
+          <w:lang w:val="pt-BR"/>
+        </w:rPr>
+        <w:t>APIs</w:t>
+      </w:r>
+      <w:r>
+        <w:rPr>
+          <w:lang w:val="pt-BR"/>
+        </w:rPr>
+        <w:t xml:space="preserve"> para comunicação com o front-end. O front-end, desenvolvido em React, consome essas </w:t>
+      </w:r>
+      <w:r>
+        <w:rPr>
+          <w:lang w:val="pt-BR"/>
+        </w:rPr>
+        <w:t>APIs</w:t>
+      </w:r>
+      <w:r>
+        <w:rPr>
+          <w:lang w:val="pt-BR"/>
+        </w:rPr>
+        <w:t xml:space="preserve"> para apresentar interfaces interativas e responsivas aos usuários. A comunicação entre as duas camadas é realizada através de requisições HTTP, garantindo uma separação clara entre apresentação e lógica de negócios, o que facilita manutenção, evolução do sistema e integração com outros serviços.</w:t>
       </w:r>
     </w:p>
     <w:p>
@@ -1566,15 +1863,15 @@
         <w:rPr>
           <w:lang w:val="pt-BR"/>
         </w:rPr>
-        <w:t>O sistema utiliza PostgreSQL como banco de dados relacional, permitindo armazenar informações de forma estruturada e segura. A escolha do PostgreSQL se justifica por sua robustez, suporte a transações complexas, performance em consultas e capacidade de integridade referencial, fatores essenciais para um sistema que lida com dados acadêmicos e administrativos sensíveis.</w:t>
-      </w:r>
-    </w:p>
-    <w:p>
-      <w:pPr>
-        <w:rPr>
-          <w:lang w:val="pt-BR"/>
-        </w:rPr>
-      </w:pPr>
+        <w:t xml:space="preserve">O sistema utiliza PostgreSQL como banco de dados relacional, permitindo armazenar informações de forma estruturada e segura. A escolha do </w:t>
+      </w:r>
+      <w:r>
+        <w:rPr>
+          <w:lang w:val="pt-BR"/>
+        </w:rPr>
+        <w:lastRenderedPageBreak/>
+        <w:t>PostgreSQL se justifica por sua robustez, suporte a transações complexas, performance em consultas e capacidade de integridade referencial, fatores essenciais para um sistema que lida com dados acadêmicos e administrativos sensíveis.</w:t>
+      </w:r>
     </w:p>
     <w:p>
       <w:pPr>
@@ -1587,7 +1884,6 @@
         <w:rPr>
           <w:lang w:val="pt-BR"/>
         </w:rPr>
-        <w:lastRenderedPageBreak/>
         <w:t>Segurança e Autenticação</w:t>
       </w:r>
     </w:p>
@@ -1614,33 +1910,6 @@
           <w:lang w:val="pt-BR"/>
         </w:rPr>
         <w:t>. Esta abordagem permite que usuários se autentiquem uma única vez e mantenham uma sessão segura, enquanto o servidor valida o token em cada requisição subsequente. Combinado com o Django REST Framework, o JWT proporciona controle de acesso granular, proteção contra acessos não autorizados e segurança na transmissão de dados entre front-end e back-end.</w:t>
-      </w:r>
-    </w:p>
-    <w:p>
-      <w:pPr>
-        <w:pStyle w:val="Heading2"/>
-        <w:rPr>
-          <w:lang w:val="pt-BR"/>
-        </w:rPr>
-      </w:pPr>
-      <w:r>
-        <w:rPr>
-          <w:lang w:val="pt-BR"/>
-        </w:rPr>
-        <w:t>Ferramentas e Tecnologias</w:t>
-      </w:r>
-    </w:p>
-    <w:p>
-      <w:pPr>
-        <w:rPr>
-          <w:lang w:val="pt-BR"/>
-        </w:rPr>
-      </w:pPr>
-      <w:r>
-        <w:rPr>
-          <w:lang w:val="pt-BR"/>
-        </w:rPr>
-        <w:t>Além das tecnologias citadas, o sistema utiliza Tailwind CSS para estilização, garantindo interfaces modernas e consistentes. Cada ferramenta foi escolhida para assegurar que o sistema seja robusto, escalável, seguro e fácil de manter, atendendo às necessidades de gestão de declarações do Instituto Politécnico do Maiombe e proporcionando maior eficiência e confiabilidade nos processos administrativos.</w:t>
       </w:r>
     </w:p>
     <w:p>

--- a/docs/ProjectoFimCurso.docx
+++ b/docs/ProjectoFimCurso.docx
@@ -6,6 +6,7 @@
       <w:pPr>
         <w:jc w:val="center"/>
       </w:pPr>
+      <w:bookmarkStart w:id="0" w:name="_Hlk219917869"/>
       <w:r>
         <w:rPr>
           <w:rFonts w:ascii="Times New Roman" w:hAnsi="Times New Roman" w:cs="Times New Roman"/>
@@ -34,7 +35,7 @@
                     </pic:cNvPicPr>
                   </pic:nvPicPr>
                   <pic:blipFill>
-                    <a:blip r:embed="rId6">
+                    <a:blip r:embed="rId8">
                       <a:extLst>
                         <a:ext uri="{28A0092B-C50C-407E-A947-70E740481C1C}">
                           <a14:useLocalDpi xmlns:a14="http://schemas.microsoft.com/office/drawing/2010/main" val="0"/>
@@ -102,14 +103,6 @@
       </w:r>
     </w:p>
     <w:p/>
-    <w:p/>
-    <w:p>
-      <w:pPr>
-        <w:rPr>
-          <w:u w:val="single"/>
-        </w:rPr>
-      </w:pPr>
-    </w:p>
     <w:p>
       <w:pPr>
         <w:jc w:val="center"/>
@@ -123,23 +116,47 @@
           <w:sz w:val="32"/>
           <w:szCs w:val="32"/>
         </w:rPr>
-        <w:t xml:space="preserve">SISTEMA DE GESTÃO DE DECLARAÇÕES </w:t>
-      </w:r>
-      <w:r>
+        <w:t>PROVA DE APTIDÃO PROFISSIONAL (P.A.P)</w:t>
+      </w:r>
+    </w:p>
+    <w:p>
+      <w:pPr>
+        <w:rPr>
+          <w:u w:val="single"/>
+        </w:rPr>
+      </w:pPr>
+    </w:p>
+    <w:p>
+      <w:pPr>
+        <w:jc w:val="center"/>
         <w:rPr>
           <w:sz w:val="32"/>
           <w:szCs w:val="32"/>
         </w:rPr>
-        <w:t>ESCOLARES PARA A</w:t>
-      </w:r>
+      </w:pPr>
       <w:r>
         <w:rPr>
           <w:sz w:val="32"/>
           <w:szCs w:val="32"/>
         </w:rPr>
+        <w:t xml:space="preserve">SISTEMA DE GESTÃO DE DECLARAÇÕES </w:t>
+      </w:r>
+      <w:r>
+        <w:rPr>
+          <w:sz w:val="32"/>
+          <w:szCs w:val="32"/>
+        </w:rPr>
+        <w:t>ESCOLARES PARA A</w:t>
+      </w:r>
+      <w:r>
+        <w:rPr>
+          <w:sz w:val="32"/>
+          <w:szCs w:val="32"/>
+        </w:rPr>
         <w:t xml:space="preserve"> SECRETÁRIA DO INSTITUTO POLITÉCNICO DO MAIOMBE-3050</w:t>
       </w:r>
     </w:p>
+    <w:bookmarkEnd w:id="0"/>
     <w:p>
       <w:pPr>
         <w:jc w:val="center"/>
@@ -158,15 +175,21 @@
     <w:p/>
     <w:p/>
     <w:p/>
-    <w:p/>
-    <w:p/>
     <w:p>
       <w:pPr>
         <w:jc w:val="center"/>
       </w:pPr>
-      <w:r>
-        <w:t>ICOLO E BENGO 2025/2026</w:t>
-      </w:r>
+      <w:bookmarkStart w:id="1" w:name="_Hlk219917883"/>
+      <w:r>
+        <w:t>ICOLO E BENGO</w:t>
+      </w:r>
+      <w:r>
+        <w:t>,</w:t>
+      </w:r>
+      <w:r>
+        <w:t xml:space="preserve"> 2025/2026</w:t>
+      </w:r>
+      <w:bookmarkEnd w:id="1"/>
       <w:r>
         <w:br w:type="page"/>
       </w:r>
@@ -175,6 +198,7 @@
       <w:pPr>
         <w:jc w:val="center"/>
       </w:pPr>
+      <w:bookmarkStart w:id="2" w:name="_Hlk219917911"/>
       <w:r>
         <w:rPr>
           <w:noProof/>
@@ -197,7 +221,7 @@
                     <pic:cNvPicPr/>
                   </pic:nvPicPr>
                   <pic:blipFill>
-                    <a:blip r:embed="rId7">
+                    <a:blip r:embed="rId9">
                       <a:extLst>
                         <a:ext uri="{28A0092B-C50C-407E-A947-70E740481C1C}">
                           <a14:useLocalDpi xmlns:a14="http://schemas.microsoft.com/office/drawing/2010/main" val="0"/>
@@ -254,102 +278,837 @@
         <w:t>PROVA DE APTIDÃO PROFISSIONAL (P.A.P)</w:t>
       </w:r>
     </w:p>
+    <w:p>
+      <w:pPr>
+        <w:jc w:val="center"/>
+        <w:rPr>
+          <w:sz w:val="22"/>
+          <w:szCs w:val="20"/>
+        </w:rPr>
+      </w:pPr>
+    </w:p>
+    <w:p>
+      <w:pPr>
+        <w:jc w:val="center"/>
+        <w:rPr>
+          <w:sz w:val="32"/>
+          <w:szCs w:val="32"/>
+        </w:rPr>
+      </w:pPr>
+      <w:r>
+        <w:rPr>
+          <w:sz w:val="32"/>
+          <w:szCs w:val="32"/>
+        </w:rPr>
+        <w:t xml:space="preserve">SISTEMA DE GESTÃO DE DECLARAÇÕES </w:t>
+      </w:r>
+      <w:r>
+        <w:rPr>
+          <w:sz w:val="32"/>
+          <w:szCs w:val="32"/>
+        </w:rPr>
+        <w:t xml:space="preserve">ESCOLARES </w:t>
+      </w:r>
+      <w:r>
+        <w:rPr>
+          <w:sz w:val="32"/>
+          <w:szCs w:val="32"/>
+        </w:rPr>
+        <w:t xml:space="preserve">PARA </w:t>
+      </w:r>
+      <w:r>
+        <w:rPr>
+          <w:sz w:val="32"/>
+          <w:szCs w:val="32"/>
+        </w:rPr>
+        <w:t xml:space="preserve"> A</w:t>
+      </w:r>
+      <w:r>
+        <w:rPr>
+          <w:sz w:val="32"/>
+          <w:szCs w:val="32"/>
+        </w:rPr>
+        <w:t xml:space="preserve"> SECRETÁRIA DO INSTITUTO POLITÉCNICO DO MAIOMBE-3050</w:t>
+      </w:r>
+    </w:p>
+    <w:p>
+      <w:pPr>
+        <w:spacing w:before="0" w:after="0"/>
+        <w:jc w:val="center"/>
+        <w:rPr>
+          <w:b/>
+          <w:bCs/>
+          <w:szCs w:val="24"/>
+        </w:rPr>
+      </w:pPr>
+      <w:r>
+        <w:rPr>
+          <w:b/>
+          <w:bCs/>
+          <w:szCs w:val="24"/>
+        </w:rPr>
+        <w:t xml:space="preserve">        </w:t>
+      </w:r>
+      <w:r>
+        <w:rPr>
+          <w:b/>
+          <w:bCs/>
+          <w:szCs w:val="24"/>
+        </w:rPr>
+        <w:t>INTEGRANTES DO GRUPO</w:t>
+      </w:r>
+      <w:r>
+        <w:rPr>
+          <w:b/>
+          <w:bCs/>
+          <w:szCs w:val="24"/>
+        </w:rPr>
+        <w:t>:</w:t>
+      </w:r>
+    </w:p>
+    <w:p>
+      <w:pPr>
+        <w:pStyle w:val="ListParagraph"/>
+        <w:numPr>
+          <w:ilvl w:val="0"/>
+          <w:numId w:val="3"/>
+        </w:numPr>
+        <w:spacing w:before="0" w:after="0"/>
+        <w:jc w:val="center"/>
+        <w:rPr>
+          <w:b/>
+          <w:bCs/>
+          <w:szCs w:val="24"/>
+        </w:rPr>
+      </w:pPr>
+      <w:r>
+        <w:rPr>
+          <w:b/>
+          <w:bCs/>
+          <w:szCs w:val="24"/>
+        </w:rPr>
+        <w:t>Antonio Valente</w:t>
+      </w:r>
+    </w:p>
+    <w:p>
+      <w:pPr>
+        <w:pStyle w:val="ListParagraph"/>
+        <w:numPr>
+          <w:ilvl w:val="0"/>
+          <w:numId w:val="3"/>
+        </w:numPr>
+        <w:spacing w:before="0" w:after="0"/>
+        <w:jc w:val="center"/>
+        <w:rPr>
+          <w:b/>
+          <w:bCs/>
+          <w:szCs w:val="24"/>
+        </w:rPr>
+      </w:pPr>
+      <w:r>
+        <w:rPr>
+          <w:b/>
+          <w:bCs/>
+          <w:szCs w:val="24"/>
+        </w:rPr>
+        <w:t>Gabriel Pedro Aurélio</w:t>
+      </w:r>
+    </w:p>
+    <w:p>
+      <w:pPr>
+        <w:pStyle w:val="ListParagraph"/>
+        <w:numPr>
+          <w:ilvl w:val="0"/>
+          <w:numId w:val="3"/>
+        </w:numPr>
+        <w:spacing w:before="0" w:after="0"/>
+        <w:jc w:val="center"/>
+        <w:rPr>
+          <w:b/>
+          <w:bCs/>
+          <w:szCs w:val="24"/>
+        </w:rPr>
+      </w:pPr>
+      <w:r>
+        <w:rPr>
+          <w:b/>
+          <w:bCs/>
+          <w:szCs w:val="24"/>
+        </w:rPr>
+        <w:t>Helena Setas da Cruz</w:t>
+      </w:r>
+    </w:p>
+    <w:p>
+      <w:pPr>
+        <w:pStyle w:val="ListParagraph"/>
+        <w:numPr>
+          <w:ilvl w:val="0"/>
+          <w:numId w:val="3"/>
+        </w:numPr>
+        <w:spacing w:before="0" w:after="0"/>
+        <w:jc w:val="center"/>
+        <w:rPr>
+          <w:b/>
+          <w:bCs/>
+          <w:szCs w:val="24"/>
+        </w:rPr>
+      </w:pPr>
+      <w:r>
+        <w:rPr>
+          <w:b/>
+          <w:bCs/>
+          <w:szCs w:val="24"/>
+        </w:rPr>
+        <w:t>Raúl Paulo Neto</w:t>
+      </w:r>
+    </w:p>
+    <w:p>
+      <w:pPr>
+        <w:pStyle w:val="ListParagraph"/>
+        <w:numPr>
+          <w:ilvl w:val="0"/>
+          <w:numId w:val="3"/>
+        </w:numPr>
+        <w:spacing w:before="0" w:after="0"/>
+        <w:jc w:val="center"/>
+        <w:rPr>
+          <w:b/>
+          <w:bCs/>
+          <w:szCs w:val="24"/>
+        </w:rPr>
+      </w:pPr>
+      <w:r>
+        <w:rPr>
+          <w:b/>
+          <w:bCs/>
+          <w:szCs w:val="24"/>
+        </w:rPr>
+        <w:t>Shelcia Domingos Manuel</w:t>
+      </w:r>
+    </w:p>
+    <w:p>
+      <w:pPr>
+        <w:pStyle w:val="ListParagraph"/>
+        <w:ind w:left="1429" w:firstLine="0"/>
+        <w:rPr>
+          <w:sz w:val="32"/>
+          <w:szCs w:val="32"/>
+        </w:rPr>
+      </w:pPr>
+      <w:r>
+        <w:rPr>
+          <w:rFonts w:eastAsia="Times New Roman" w:cs="Arial"/>
+          <w:b/>
+          <w:bCs/>
+          <w:noProof/>
+          <w:szCs w:val="24"/>
+          <w:lang w:eastAsia="pt-PT"/>
+        </w:rPr>
+        <mc:AlternateContent>
+          <mc:Choice Requires="wps">
+            <w:drawing>
+              <wp:anchor distT="0" distB="0" distL="114300" distR="114300" simplePos="0" relativeHeight="251659264" behindDoc="0" locked="0" layoutInCell="1" allowOverlap="1" wp14:anchorId="462EB666" wp14:editId="026539CC">
+                <wp:simplePos x="0" y="0"/>
+                <wp:positionH relativeFrom="column">
+                  <wp:posOffset>1529080</wp:posOffset>
+                </wp:positionH>
+                <wp:positionV relativeFrom="paragraph">
+                  <wp:posOffset>432435</wp:posOffset>
+                </wp:positionV>
+                <wp:extent cx="4272915" cy="885825"/>
+                <wp:effectExtent l="0" t="0" r="0" b="9525"/>
+                <wp:wrapTopAndBottom/>
+                <wp:docPr id="3" name="Retângulo 3"/>
+                <wp:cNvGraphicFramePr/>
+                <a:graphic xmlns:a="http://schemas.openxmlformats.org/drawingml/2006/main">
+                  <a:graphicData uri="http://schemas.microsoft.com/office/word/2010/wordprocessingShape">
+                    <wps:wsp>
+                      <wps:cNvSpPr/>
+                      <wps:spPr>
+                        <a:xfrm>
+                          <a:off x="0" y="0"/>
+                          <a:ext cx="4272915" cy="885825"/>
+                        </a:xfrm>
+                        <a:prstGeom prst="rect">
+                          <a:avLst/>
+                        </a:prstGeom>
+                        <a:noFill/>
+                        <a:ln>
+                          <a:noFill/>
+                        </a:ln>
+                      </wps:spPr>
+                      <wps:style>
+                        <a:lnRef idx="0">
+                          <a:scrgbClr r="0" g="0" b="0"/>
+                        </a:lnRef>
+                        <a:fillRef idx="0">
+                          <a:scrgbClr r="0" g="0" b="0"/>
+                        </a:fillRef>
+                        <a:effectRef idx="0">
+                          <a:scrgbClr r="0" g="0" b="0"/>
+                        </a:effectRef>
+                        <a:fontRef idx="minor">
+                          <a:schemeClr val="dk1"/>
+                        </a:fontRef>
+                      </wps:style>
+                      <wps:txbx>
+                        <w:txbxContent>
+                          <w:p>
+                            <w:pPr>
+                              <w:ind w:firstLine="0"/>
+                              <w:jc w:val="left"/>
+                              <w:rPr>
+                                <w:rFonts w:cs="Arial"/>
+                                <w:bCs/>
+                                <w:sz w:val="20"/>
+                                <w:szCs w:val="20"/>
+                              </w:rPr>
+                            </w:pPr>
+                            <w:r>
+                              <w:rPr>
+                                <w:rFonts w:cs="Arial"/>
+                                <w:bCs/>
+                                <w:sz w:val="20"/>
+                                <w:szCs w:val="20"/>
+                              </w:rPr>
+                              <w:t>Prova de aptidão profissional apresentada ao Instituto Politécnico Maiombe como um dos requisito para a obtenção do grau de Técnico Médio de Informática, Sob orientação do Prof. Ramos Panzo</w:t>
+                            </w:r>
+                            <w:r>
+                              <w:rPr>
+                                <w:rFonts w:eastAsia="Times New Roman" w:cs="Arial"/>
+                                <w:bCs/>
+                                <w:sz w:val="20"/>
+                                <w:szCs w:val="20"/>
+                                <w:lang w:eastAsia="pt-PT"/>
+                              </w:rPr>
+                              <w:br/>
+                            </w:r>
+                            <w:r>
+                              <w:rPr>
+                                <w:rFonts w:eastAsia="Times New Roman" w:cs="Arial"/>
+                                <w:bCs/>
+                                <w:sz w:val="20"/>
+                                <w:szCs w:val="20"/>
+                                <w:lang w:eastAsia="pt-PT"/>
+                              </w:rPr>
+                              <w:br/>
+                            </w:r>
+                          </w:p>
+                        </w:txbxContent>
+                      </wps:txbx>
+                      <wps:bodyPr rot="0" spcFirstLastPara="0" vertOverflow="overflow" horzOverflow="overflow" vert="horz" wrap="square" lIns="91440" tIns="45720" rIns="91440" bIns="45720" numCol="1" spcCol="0" rtlCol="0" fromWordArt="0" anchor="ctr" anchorCtr="0" forceAA="0" compatLnSpc="1">
+                        <a:prstTxWarp prst="textNoShape">
+                          <a:avLst/>
+                        </a:prstTxWarp>
+                        <a:noAutofit/>
+                      </wps:bodyPr>
+                    </wps:wsp>
+                  </a:graphicData>
+                </a:graphic>
+                <wp14:sizeRelH relativeFrom="margin">
+                  <wp14:pctWidth>0</wp14:pctWidth>
+                </wp14:sizeRelH>
+                <wp14:sizeRelV relativeFrom="margin">
+                  <wp14:pctHeight>0</wp14:pctHeight>
+                </wp14:sizeRelV>
+              </wp:anchor>
+            </w:drawing>
+          </mc:Choice>
+          <mc:Fallback>
+            <w:pict>
+              <v:rect w14:anchorId="462EB666" id="Retângulo 3" o:spid="_x0000_s1026" style="position:absolute;left:0;text-align:left;margin-left:120.4pt;margin-top:34.05pt;width:336.45pt;height:69.75pt;z-index:251659264;visibility:visible;mso-wrap-style:square;mso-width-percent:0;mso-height-percent:0;mso-wrap-distance-left:9pt;mso-wrap-distance-top:0;mso-wrap-distance-right:9pt;mso-wrap-distance-bottom:0;mso-position-horizontal:absolute;mso-position-horizontal-relative:text;mso-position-vertical:absolute;mso-position-vertical-relative:text;mso-width-percent:0;mso-height-percent:0;mso-width-relative:margin;mso-height-relative:margin;v-text-anchor:middle" o:gfxdata="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" filled="f" stroked="f">
+                <v:textbox>
+                  <w:txbxContent>
+                    <w:p>
+                      <w:pPr>
+                        <w:ind w:firstLine="0"/>
+                        <w:jc w:val="left"/>
+                        <w:rPr>
+                          <w:rFonts w:cs="Arial"/>
+                          <w:bCs/>
+                          <w:sz w:val="20"/>
+                          <w:szCs w:val="20"/>
+                        </w:rPr>
+                      </w:pPr>
+                      <w:r>
+                        <w:rPr>
+                          <w:rFonts w:cs="Arial"/>
+                          <w:bCs/>
+                          <w:sz w:val="20"/>
+                          <w:szCs w:val="20"/>
+                        </w:rPr>
+                        <w:t>Prova de aptidão profissional apresentada ao Instituto Politécnico Maiombe como um dos requisito para a obtenção do grau de Técnico Médio de Informática, Sob orientação do Prof. Ramos Panzo</w:t>
+                      </w:r>
+                      <w:r>
+                        <w:rPr>
+                          <w:rFonts w:eastAsia="Times New Roman" w:cs="Arial"/>
+                          <w:bCs/>
+                          <w:sz w:val="20"/>
+                          <w:szCs w:val="20"/>
+                          <w:lang w:eastAsia="pt-PT"/>
+                        </w:rPr>
+                        <w:br/>
+                      </w:r>
+                      <w:r>
+                        <w:rPr>
+                          <w:rFonts w:eastAsia="Times New Roman" w:cs="Arial"/>
+                          <w:bCs/>
+                          <w:sz w:val="20"/>
+                          <w:szCs w:val="20"/>
+                          <w:lang w:eastAsia="pt-PT"/>
+                        </w:rPr>
+                        <w:br/>
+                      </w:r>
+                    </w:p>
+                  </w:txbxContent>
+                </v:textbox>
+                <w10:wrap type="topAndBottom"/>
+              </v:rect>
+            </w:pict>
+          </mc:Fallback>
+        </mc:AlternateContent>
+      </w:r>
+    </w:p>
+    <w:p>
+      <w:pPr>
+        <w:ind w:firstLine="0"/>
+      </w:pPr>
+    </w:p>
+    <w:p>
+      <w:pPr>
+        <w:jc w:val="right"/>
+        <w:rPr>
+          <w:b/>
+          <w:bCs/>
+        </w:rPr>
+      </w:pPr>
+      <w:r>
+        <w:rPr>
+          <w:b/>
+          <w:bCs/>
+        </w:rPr>
+        <w:t>Orientador: Ramos Panzo</w:t>
+      </w:r>
+    </w:p>
+    <w:bookmarkEnd w:id="2"/>
     <w:p/>
     <w:p/>
     <w:p>
       <w:pPr>
         <w:jc w:val="center"/>
-        <w:rPr>
-          <w:sz w:val="22"/>
-          <w:szCs w:val="20"/>
-        </w:rPr>
-      </w:pPr>
-    </w:p>
-    <w:p>
-      <w:pPr>
+      </w:pPr>
+      <w:bookmarkStart w:id="3" w:name="_Hlk219917925"/>
+      <w:r>
+        <w:t>Icolo e Bengo</w:t>
+      </w:r>
+      <w:r>
+        <w:t>,</w:t>
+      </w:r>
+      <w:r>
+        <w:t xml:space="preserve"> 2025/2026</w:t>
+      </w:r>
+    </w:p>
+    <w:bookmarkEnd w:id="3"/>
+    <w:p>
+      <w:pPr>
+        <w:spacing w:before="0" w:after="160" w:line="259" w:lineRule="auto"/>
+        <w:ind w:firstLine="0"/>
+        <w:jc w:val="left"/>
+        <w:rPr>
+          <w:rFonts w:eastAsiaTheme="majorEastAsia" w:cstheme="majorBidi"/>
+          <w:b/>
+          <w:color w:val="161616" w:themeColor="accent1" w:themeShade="1A"/>
+          <w:sz w:val="28"/>
+          <w:szCs w:val="40"/>
+        </w:rPr>
+      </w:pPr>
+      <w:r>
+        <w:rPr>
+          <w:rFonts w:eastAsiaTheme="majorEastAsia" w:cstheme="majorBidi"/>
+          <w:b/>
+          <w:color w:val="161616" w:themeColor="accent1" w:themeShade="1A"/>
+          <w:sz w:val="28"/>
+          <w:szCs w:val="40"/>
+        </w:rPr>
+        <w:br w:type="page"/>
+      </w:r>
+    </w:p>
+    <w:p>
+      <w:pPr>
+        <w:spacing w:before="0" w:after="160" w:line="259" w:lineRule="auto"/>
+        <w:ind w:firstLine="0"/>
+        <w:jc w:val="left"/>
+        <w:rPr>
+          <w:rFonts w:eastAsiaTheme="majorEastAsia" w:cstheme="majorBidi"/>
+          <w:b/>
+          <w:color w:val="161616" w:themeColor="accent1" w:themeShade="1A"/>
+          <w:sz w:val="28"/>
+          <w:szCs w:val="40"/>
+        </w:rPr>
+      </w:pPr>
+      <w:bookmarkStart w:id="4" w:name="_Hlk219917955"/>
+      <w:r>
+        <w:rPr>
+          <w:rFonts w:eastAsiaTheme="majorEastAsia" w:cstheme="majorBidi"/>
+          <w:b/>
+          <w:color w:val="161616" w:themeColor="accent1" w:themeShade="1A"/>
+          <w:sz w:val="28"/>
+          <w:szCs w:val="40"/>
+        </w:rPr>
+        <w:lastRenderedPageBreak/>
+        <w:t>FOLHA DE APROVAÇÃO</w:t>
+      </w:r>
+    </w:p>
+    <w:p>
+      <w:pPr>
+        <w:spacing w:before="0" w:after="0"/>
+        <w:ind w:left="709" w:firstLine="0"/>
         <w:jc w:val="center"/>
         <w:rPr>
-          <w:sz w:val="32"/>
-          <w:szCs w:val="32"/>
-        </w:rPr>
-      </w:pPr>
-      <w:r>
-        <w:rPr>
-          <w:sz w:val="32"/>
-          <w:szCs w:val="32"/>
-        </w:rPr>
-        <w:t xml:space="preserve">SISTEMA DE GESTÃO DE DECLARAÇÕES </w:t>
-      </w:r>
-      <w:r>
-        <w:rPr>
-          <w:sz w:val="32"/>
-          <w:szCs w:val="32"/>
-        </w:rPr>
-        <w:t xml:space="preserve">ESCOLARES </w:t>
-      </w:r>
-      <w:r>
-        <w:rPr>
-          <w:sz w:val="32"/>
-          <w:szCs w:val="32"/>
-        </w:rPr>
-        <w:t xml:space="preserve">PARA </w:t>
-      </w:r>
-      <w:r>
-        <w:rPr>
-          <w:sz w:val="32"/>
-          <w:szCs w:val="32"/>
-        </w:rPr>
-        <w:t xml:space="preserve"> A</w:t>
-      </w:r>
-      <w:r>
-        <w:rPr>
-          <w:sz w:val="32"/>
-          <w:szCs w:val="32"/>
-        </w:rPr>
-        <w:t xml:space="preserve"> SECRETÁRIA DO INSTITUTO POLITÉCNICO DO MAIOMBE-3050</w:t>
-      </w:r>
-    </w:p>
-    <w:p>
-      <w:pPr>
+          <w:b/>
+          <w:bCs/>
+          <w:szCs w:val="24"/>
+        </w:rPr>
+      </w:pPr>
+    </w:p>
+    <w:p>
+      <w:pPr>
+        <w:spacing w:before="0" w:after="0"/>
+        <w:ind w:firstLine="0"/>
         <w:jc w:val="center"/>
         <w:rPr>
-          <w:sz w:val="32"/>
-          <w:szCs w:val="32"/>
-        </w:rPr>
-      </w:pPr>
-    </w:p>
-    <w:p/>
-    <w:p/>
-    <w:p/>
-    <w:p/>
-    <w:p/>
-    <w:p/>
-    <w:p/>
-    <w:p/>
-    <w:p/>
-    <w:p/>
-    <w:p/>
-    <w:p>
-      <w:pPr>
+          <w:b/>
+          <w:bCs/>
+          <w:szCs w:val="24"/>
+        </w:rPr>
+      </w:pPr>
+      <w:r>
+        <w:rPr>
+          <w:b/>
+          <w:bCs/>
+          <w:szCs w:val="24"/>
+        </w:rPr>
+        <w:t>Antonio Valente</w:t>
+      </w:r>
+    </w:p>
+    <w:p>
+      <w:pPr>
+        <w:spacing w:before="0" w:after="0"/>
+        <w:ind w:firstLine="0"/>
         <w:jc w:val="center"/>
-      </w:pPr>
-      <w:r>
-        <w:t>Icolo e Bengo 2025/2026</w:t>
-      </w:r>
+        <w:rPr>
+          <w:b/>
+          <w:bCs/>
+          <w:szCs w:val="24"/>
+        </w:rPr>
+      </w:pPr>
+      <w:r>
+        <w:rPr>
+          <w:b/>
+          <w:bCs/>
+          <w:szCs w:val="24"/>
+        </w:rPr>
+        <w:t>Gabriel Pedro Aurélio</w:t>
+      </w:r>
+    </w:p>
+    <w:p>
+      <w:pPr>
+        <w:spacing w:before="0" w:after="0"/>
+        <w:ind w:firstLine="0"/>
+        <w:jc w:val="center"/>
+        <w:rPr>
+          <w:b/>
+          <w:bCs/>
+          <w:szCs w:val="24"/>
+        </w:rPr>
+      </w:pPr>
+      <w:r>
+        <w:rPr>
+          <w:b/>
+          <w:bCs/>
+          <w:szCs w:val="24"/>
+        </w:rPr>
+        <w:t>Helena Setas da Cruz</w:t>
+      </w:r>
+    </w:p>
+    <w:p>
+      <w:pPr>
+        <w:spacing w:before="0" w:after="0"/>
+        <w:ind w:firstLine="0"/>
+        <w:jc w:val="center"/>
+        <w:rPr>
+          <w:b/>
+          <w:bCs/>
+          <w:szCs w:val="24"/>
+        </w:rPr>
+      </w:pPr>
+      <w:r>
+        <w:rPr>
+          <w:b/>
+          <w:bCs/>
+          <w:szCs w:val="24"/>
+        </w:rPr>
+        <w:t>Raúl Paulo Neto</w:t>
+      </w:r>
+    </w:p>
+    <w:p>
+      <w:pPr>
+        <w:spacing w:before="0" w:after="0"/>
+        <w:ind w:firstLine="0"/>
+        <w:jc w:val="center"/>
+        <w:rPr>
+          <w:b/>
+          <w:bCs/>
+          <w:szCs w:val="24"/>
+        </w:rPr>
+      </w:pPr>
+      <w:r>
+        <w:rPr>
+          <w:b/>
+          <w:bCs/>
+          <w:szCs w:val="24"/>
+        </w:rPr>
+        <w:t>Shelcia Domingos Manuel</w:t>
+      </w:r>
+    </w:p>
+    <w:p>
+      <w:pPr>
+        <w:spacing w:before="0" w:after="0"/>
+        <w:ind w:firstLine="0"/>
+        <w:jc w:val="center"/>
+        <w:rPr>
+          <w:b/>
+          <w:bCs/>
+          <w:szCs w:val="24"/>
+        </w:rPr>
+      </w:pPr>
+    </w:p>
+    <w:p>
+      <w:pPr>
+        <w:jc w:val="center"/>
+        <w:rPr>
+          <w:rFonts w:cs="Arial"/>
+          <w:b/>
+        </w:rPr>
+      </w:pPr>
+      <w:r>
+        <w:rPr>
+          <w:rFonts w:cs="Arial"/>
+        </w:rPr>
+        <w:t>Este trabalho de fim-de-curso foi julgado e aprovado para obtenção do grau</w:t>
+      </w:r>
+      <w:r>
+        <w:rPr>
+          <w:rFonts w:cs="Arial"/>
+        </w:rPr>
+        <w:t xml:space="preserve"> </w:t>
+      </w:r>
+      <w:r>
+        <w:rPr>
+          <w:rFonts w:cs="Arial"/>
+        </w:rPr>
+        <w:t xml:space="preserve">de Técnico Médio no curso de informática </w:t>
+      </w:r>
+      <w:r>
+        <w:rPr>
+          <w:rFonts w:cs="Arial"/>
+        </w:rPr>
+        <w:t xml:space="preserve">de Gestão </w:t>
+      </w:r>
+      <w:r>
+        <w:rPr>
+          <w:rFonts w:cs="Arial"/>
+        </w:rPr>
+        <w:t>no</w:t>
+      </w:r>
+      <w:r>
+        <w:rPr>
+          <w:rFonts w:cs="Arial"/>
+          <w:b/>
+        </w:rPr>
+        <w:t xml:space="preserve"> Instituto Politécnico do Maiombe IB Nº</w:t>
+      </w:r>
+      <w:r>
+        <w:rPr>
+          <w:rFonts w:cs="Arial"/>
+          <w:b/>
+        </w:rPr>
+        <w:t xml:space="preserve"> </w:t>
+      </w:r>
+      <w:r>
+        <w:rPr>
+          <w:rFonts w:cs="Arial"/>
+          <w:b/>
+        </w:rPr>
+        <w:t>3050 EX. 4023 – SEQUELE no dia____/____/____.</w:t>
+      </w:r>
+    </w:p>
+    <w:p>
+      <w:pPr>
+        <w:ind w:firstLine="0"/>
+        <w:jc w:val="center"/>
+        <w:rPr>
+          <w:rFonts w:cs="Arial"/>
+        </w:rPr>
+      </w:pPr>
+      <w:r>
+        <w:rPr>
+          <w:rFonts w:cs="Arial"/>
+        </w:rPr>
+        <w:t>Foi apresentado e definido perante o júri composto pelos professores:</w:t>
+      </w:r>
+    </w:p>
+    <w:p>
+      <w:pPr>
+        <w:rPr>
+          <w:rFonts w:cs="Arial"/>
+          <w:b/>
+        </w:rPr>
+      </w:pPr>
+    </w:p>
+    <w:p>
+      <w:pPr>
+        <w:jc w:val="center"/>
+        <w:rPr>
+          <w:rFonts w:cs="Arial"/>
+          <w:b/>
+        </w:rPr>
+      </w:pPr>
+      <w:r>
+        <w:rPr>
+          <w:rFonts w:cs="Arial"/>
+          <w:b/>
+        </w:rPr>
+        <w:t>Presidente do Júri</w:t>
+      </w:r>
+    </w:p>
+    <w:p>
+      <w:pPr>
+        <w:jc w:val="center"/>
+        <w:rPr>
+          <w:rFonts w:cs="Arial"/>
+          <w:b/>
+          <w:sz w:val="28"/>
+        </w:rPr>
+      </w:pPr>
+      <w:r>
+        <w:rPr>
+          <w:rFonts w:cs="Arial"/>
+          <w:b/>
+          <w:sz w:val="28"/>
+        </w:rPr>
+        <w:t>_________________________________________________</w:t>
+      </w:r>
+      <w:r>
+        <w:rPr>
+          <w:rFonts w:cs="Arial"/>
+          <w:b/>
+          <w:sz w:val="28"/>
+        </w:rPr>
+        <w:cr/>
+      </w:r>
+    </w:p>
+    <w:p>
+      <w:pPr>
+        <w:jc w:val="center"/>
+        <w:rPr>
+          <w:rFonts w:cs="Arial"/>
+          <w:b/>
+        </w:rPr>
+      </w:pPr>
+      <w:r>
+        <w:rPr>
+          <w:rFonts w:cs="Arial"/>
+          <w:b/>
+        </w:rPr>
+        <w:t>Primeiro Vogal</w:t>
+      </w:r>
+    </w:p>
+    <w:p>
+      <w:pPr>
+        <w:jc w:val="center"/>
+        <w:rPr>
+          <w:rFonts w:cs="Arial"/>
+          <w:b/>
+        </w:rPr>
+      </w:pPr>
+      <w:r>
+        <w:rPr>
+          <w:rFonts w:cs="Arial"/>
+          <w:b/>
+        </w:rPr>
+        <w:t>__________________________________________________________</w:t>
+      </w:r>
+    </w:p>
+    <w:p>
+      <w:pPr>
+        <w:jc w:val="center"/>
+        <w:rPr>
+          <w:rFonts w:cs="Arial"/>
+          <w:b/>
+        </w:rPr>
+      </w:pPr>
+    </w:p>
+    <w:p>
+      <w:pPr>
+        <w:jc w:val="center"/>
+        <w:rPr>
+          <w:rFonts w:cs="Arial"/>
+          <w:b/>
+        </w:rPr>
+      </w:pPr>
+      <w:r>
+        <w:rPr>
+          <w:rFonts w:cs="Arial"/>
+          <w:b/>
+        </w:rPr>
+        <w:t>Segundo Vogal.</w:t>
+      </w:r>
+    </w:p>
+    <w:p>
+      <w:pPr>
+        <w:jc w:val="center"/>
+        <w:rPr>
+          <w:rFonts w:cs="Arial"/>
+          <w:b/>
+        </w:rPr>
+      </w:pPr>
+      <w:r>
+        <w:rPr>
+          <w:rFonts w:cs="Arial"/>
+          <w:b/>
+        </w:rPr>
+        <w:t>__________________________________________________________</w:t>
+      </w:r>
+      <w:bookmarkEnd w:id="4"/>
+    </w:p>
+    <w:p>
+      <w:pPr>
+        <w:ind w:firstLine="0"/>
+        <w:rPr>
+          <w:rFonts w:cs="Arial"/>
+          <w:b/>
+        </w:rPr>
+        <w:sectPr>
+          <w:footerReference w:type="default" r:id="rId10"/>
+          <w:pgSz w:w="11906" w:h="16838"/>
+          <w:pgMar w:top="1417" w:right="1701" w:bottom="1417" w:left="1701" w:header="708" w:footer="708" w:gutter="0"/>
+          <w:cols w:space="708"/>
+          <w:docGrid w:linePitch="360"/>
+        </w:sectPr>
+      </w:pPr>
     </w:p>
     <w:p>
       <w:pPr>
         <w:pStyle w:val="Heading1"/>
       </w:pPr>
-      <w:r>
-        <w:br w:type="page"/>
-      </w:r>
       <w:r>
         <w:lastRenderedPageBreak/>
         <w:t xml:space="preserve">Dedicatória </w:t>
       </w:r>
     </w:p>
     <w:p>
+      <w:bookmarkStart w:id="5" w:name="_Hlk219918033"/>
       <w:r>
         <w:t>Gabriel Pedro Aurélio</w:t>
       </w:r>
@@ -359,6 +1118,7 @@
         <w:t>Eu dedico este Trabalho a minha Mãe Eva Nogueira Pedro que sempre me apoiou em todas as fases da minha educação, dando me segurança, disciplina, incentivo apoio financeiro e um colo onde eu ia sempre chorar quando as coisas não estavam bem, agradeço por tudo e espero que a Senhora Minha Mãe tenha orgulho do seu filho primogénito.</w:t>
       </w:r>
     </w:p>
+    <w:bookmarkEnd w:id="5"/>
     <w:p>
       <w:pPr>
         <w:ind w:firstLine="0"/>
@@ -378,6 +1138,7 @@
       </w:r>
     </w:p>
     <w:p>
+      <w:bookmarkStart w:id="6" w:name="_Hlk219918051"/>
       <w:r>
         <w:t>Primeiramente,</w:t>
       </w:r>
@@ -442,6 +1203,7 @@
         <w:t xml:space="preserve"> </w:t>
       </w:r>
     </w:p>
+    <w:bookmarkEnd w:id="6"/>
     <w:p>
       <w:r>
         <w:br w:type="page"/>
@@ -454,14 +1216,31 @@
       </w:pPr>
       <w:r>
         <w:lastRenderedPageBreak/>
-        <w:t>Epígrafe</w:t>
-      </w:r>
-    </w:p>
-    <w:p>
-      <w:r>
-        <w:t>“A tecnologia é melhor quando aproxima as pessoas.” – Matt Mullenweg</w:t>
-      </w:r>
-    </w:p>
+        <w:t>EPÍGRAFE</w:t>
+      </w:r>
+    </w:p>
+    <w:p>
+      <w:bookmarkStart w:id="7" w:name="_Hlk219918068"/>
+      <w:r>
+        <w:t>“A tecnologia é melhor quando aproxima as pessoas.”</w:t>
+      </w:r>
+    </w:p>
+    <w:p>
+      <w:pPr>
+        <w:rPr>
+          <w:b/>
+          <w:bCs/>
+        </w:rPr>
+      </w:pPr>
+      <w:r>
+        <w:rPr>
+          <w:b/>
+          <w:bCs/>
+        </w:rPr>
+        <w:t xml:space="preserve"> Matt Mullenweg</w:t>
+      </w:r>
+    </w:p>
+    <w:bookmarkEnd w:id="7"/>
     <w:p>
       <w:r>
         <w:br w:type="page"/>
@@ -513,6 +1292,7 @@
           <w:color w:val="FF0000"/>
         </w:rPr>
       </w:pPr>
+      <w:bookmarkStart w:id="8" w:name="_Hlk219918128"/>
       <w:r>
         <w:rPr>
           <w:color w:val="FF0000"/>
@@ -694,6 +1474,7 @@
         <w:t>Orientação a Objectos</w:t>
       </w:r>
     </w:p>
+    <w:bookmarkEnd w:id="8"/>
     <w:p>
       <w:pPr>
         <w:ind w:firstLine="708"/>
@@ -738,6 +1519,7 @@
       </w:r>
     </w:p>
     <w:p>
+      <w:bookmarkStart w:id="9" w:name="_Hlk219918097"/>
       <w:r>
         <w:t>O presente projeto tem como objetivo a concepção e desenvolvimento de um sistema informatizado para a gestão de declarações no Instituto Politécnico do Maiombe. Atualmente, a instituição enfrenta dificuldades na administração de solicitações de declarações devido ao aumento do volume de pedidos, uso de processos manuais e a falta de rastreabilidade adequada, o que ocasiona atrasos, erros e perda de documentos importantes.</w:t>
       </w:r>
@@ -781,6 +1563,7 @@
       <w:r>
         <w:t>Sistema</w:t>
       </w:r>
+      <w:bookmarkEnd w:id="9"/>
       <w:r>
         <w:br w:type="page"/>
       </w:r>
@@ -830,6 +1613,7 @@
         <w:pStyle w:val="Heading1"/>
         <w:ind w:firstLine="0"/>
       </w:pPr>
+      <w:bookmarkStart w:id="10" w:name="_Hlk219918242"/>
       <w:r>
         <w:lastRenderedPageBreak/>
         <w:t>Problemática</w:t>
@@ -896,6 +1680,7 @@
         <w:t>?</w:t>
       </w:r>
     </w:p>
+    <w:bookmarkEnd w:id="10"/>
     <w:p>
       <w:pPr>
         <w:spacing w:before="0" w:after="160" w:line="259" w:lineRule="auto"/>
@@ -919,6 +1704,7 @@
         <w:pStyle w:val="Heading1"/>
         <w:ind w:firstLine="0"/>
       </w:pPr>
+      <w:bookmarkStart w:id="11" w:name="_Hlk219918285"/>
       <w:r>
         <w:lastRenderedPageBreak/>
         <w:t>Hipótese</w:t>
@@ -977,6 +1763,8 @@
         <w:pStyle w:val="Heading1"/>
         <w:ind w:firstLine="0"/>
       </w:pPr>
+      <w:bookmarkStart w:id="12" w:name="_Hlk219918332"/>
+      <w:bookmarkEnd w:id="11"/>
       <w:r>
         <w:t>Objetivos</w:t>
       </w:r>
@@ -1066,6 +1854,7 @@
         <w:t>Automatizar os processos de emissão e controle de declarações, proporcionando maior agilidade e precisão no atendimento às solicitações.</w:t>
       </w:r>
     </w:p>
+    <w:bookmarkEnd w:id="12"/>
     <w:p>
       <w:pPr>
         <w:spacing w:before="0" w:after="160" w:line="259" w:lineRule="auto"/>
@@ -1096,6 +1885,7 @@
       <w:pPr>
         <w:pStyle w:val="Heading2"/>
       </w:pPr>
+      <w:bookmarkStart w:id="13" w:name="_Hlk219918377"/>
       <w:r>
         <w:lastRenderedPageBreak/>
         <w:t>Justificativa</w:t>
@@ -1122,6 +1912,8 @@
         <w:pStyle w:val="Heading1"/>
         <w:ind w:firstLine="0"/>
       </w:pPr>
+      <w:bookmarkStart w:id="14" w:name="_Hlk219918405"/>
+      <w:bookmarkEnd w:id="13"/>
       <w:r>
         <w:t>Delimitação</w:t>
       </w:r>
@@ -1231,6 +2023,7 @@
         <w:br w:type="page"/>
       </w:r>
     </w:p>
+    <w:bookmarkEnd w:id="14"/>
     <w:p>
       <w:pPr>
         <w:pStyle w:val="Heading1"/>
@@ -1257,6 +2050,7 @@
           <w:szCs w:val="32"/>
         </w:rPr>
       </w:pPr>
+      <w:bookmarkStart w:id="15" w:name="_Hlk220239105"/>
       <w:r>
         <w:t>O estudo adota uma abordagem quali-quantitativa, combinando métodos qualitativos e quantitativos, com o objetivo de descrever e analisar as dificuldades enfrentadas pelo Instituto Politécnico do Maiombe na gestão das declarações. A abordagem qualitativa permite compreender aspectos subjetivos e organizacionais, enquanto a abordagem quantitativa possibilita medir a frequência</w:t>
       </w:r>
@@ -1269,6 +2063,7 @@
         <w:t xml:space="preserve"> e a magnitude dos problemas identificados.</w:t>
       </w:r>
     </w:p>
+    <w:bookmarkEnd w:id="15"/>
     <w:p>
       <w:pPr>
         <w:pStyle w:val="Heading2"/>
@@ -1297,6 +2092,7 @@
       </w:r>
     </w:p>
     <w:p>
+      <w:bookmarkStart w:id="16" w:name="_Hlk220239533"/>
       <w:r>
         <w:t xml:space="preserve">A coleta de dados foi realizada por meio de entrevistas semiestruturadas e questionários estruturados aplicados às secretárias da instituição. As entrevistas buscaram compreender de forma detalhada as dificuldades e limitações dos processos manuais, enquanto os questionários possibilitaram quantificar aspectos </w:t>
       </w:r>
@@ -1316,6 +2112,7 @@
         <w:br w:type="page"/>
       </w:r>
     </w:p>
+    <w:bookmarkEnd w:id="16"/>
     <w:p>
       <w:pPr>
         <w:pStyle w:val="Heading1"/>
@@ -1332,6 +2129,7 @@
           <w:lang w:val="pt-AO"/>
         </w:rPr>
       </w:pPr>
+      <w:bookmarkStart w:id="17" w:name="_Hlk219918175"/>
       <w:r>
         <w:rPr>
           <w:lang w:val="pt-AO"/>
@@ -1437,6 +2235,7 @@
         <w:t>que interagem com a instituição.</w:t>
       </w:r>
     </w:p>
+    <w:bookmarkEnd w:id="17"/>
     <w:p>
       <w:pPr>
         <w:rPr>
@@ -1850,6 +2649,7 @@
         <w:rPr>
           <w:lang w:val="pt-BR"/>
         </w:rPr>
+        <w:lastRenderedPageBreak/>
         <w:t>Banco de Dados</w:t>
       </w:r>
     </w:p>
@@ -1863,14 +2663,7 @@
         <w:rPr>
           <w:lang w:val="pt-BR"/>
         </w:rPr>
-        <w:t xml:space="preserve">O sistema utiliza PostgreSQL como banco de dados relacional, permitindo armazenar informações de forma estruturada e segura. A escolha do </w:t>
-      </w:r>
-      <w:r>
-        <w:rPr>
-          <w:lang w:val="pt-BR"/>
-        </w:rPr>
-        <w:lastRenderedPageBreak/>
-        <w:t>PostgreSQL se justifica por sua robustez, suporte a transações complexas, performance em consultas e capacidade de integridade referencial, fatores essenciais para um sistema que lida com dados acadêmicos e administrativos sensíveis.</w:t>
+        <w:t>O sistema utiliza PostgreSQL como banco de dados relacional, permitindo armazenar informações de forma estruturada e segura. A escolha do PostgreSQL se justifica por sua robustez, suporte a transações complexas, performance em consultas e capacidade de integridade referencial, fatores essenciais para um sistema que lida com dados acadêmicos e administrativos sensíveis.</w:t>
       </w:r>
     </w:p>
     <w:p>
@@ -2169,9 +2962,162 @@
 </w:document>
 </file>
 
+<file path=word/endnotes.xml><?xml version="1.0" encoding="utf-8"?>
+<w:endnotes xmlns:wpc="http://schemas.microsoft.com/office/word/2010/wordprocessingCanvas" xmlns:cx="http://schemas.microsoft.com/office/drawing/2014/chartex" xmlns:cx1="http://schemas.microsoft.com/office/drawing/2015/9/8/chartex" xmlns:cx2="http://schemas.microsoft.com/office/drawing/2015/10/21/chartex" xmlns:cx3="http://schemas.microsoft.com/office/drawing/2016/5/9/chartex" xmlns:cx4="http://schemas.microsoft.com/office/drawing/2016/5/10/chartex" xmlns:cx5="http://schemas.microsoft.com/office/drawing/2016/5/11/chartex" xmlns:cx6="http://schemas.microsoft.com/office/drawing/2016/5/12/chartex" xmlns:cx7="http://schemas.microsoft.com/office/drawing/2016/5/13/chartex" xmlns:cx8="http://schemas.microsoft.com/office/drawing/2016/5/14/chartex" xmlns:mc="http://schemas.openxmlformats.org/markup-compatibility/2006" xmlns:aink="http://schemas.microsoft.com/office/drawing/2016/ink" xmlns:am3d="http://schemas.microsoft.com/office/drawing/2017/model3d" xmlns:o="urn:schemas-microsoft-com:office:office" xmlns:oel="http://schemas.microsoft.com/office/2019/extlst" xmlns:r="http://schemas.openxmlformats.org/officeDocument/2006/relationships" xmlns:m="http://schemas.openxmlformats.org/officeDocument/2006/math" xmlns:v="urn:schemas-microsoft-com:vml" xmlns:wp14="http://schemas.microsoft.com/office/word/2010/wordprocessingDrawing" xmlns:wp="http://schemas.openxmlformats.org/drawingml/2006/wordprocessingDrawing" xmlns:w10="urn:schemas-microsoft-com:office:word" xmlns:w="http://schemas.openxmlformats.org/wordprocessingml/2006/main" xmlns:w14="http://schemas.microsoft.com/office/word/2010/wordml" xmlns:w15="http://schemas.microsoft.com/office/word/2012/wordml" xmlns:w16cex="http://schemas.microsoft.com/office/word/2018/wordml/cex" xmlns:w16cid="http://schemas.microsoft.com/office/word/2016/wordml/cid" xmlns:w16="http://schemas.microsoft.com/office/word/2018/wordml" xmlns:w16du="http://schemas.microsoft.com/office/word/2023/wordml/word16du" xmlns:w16sdtdh="http://schemas.microsoft.com/office/word/2020/wordml/sdtdatahash" xmlns:w16se="http://schemas.microsoft.com/office/word/2015/wordml/symex" xmlns:wpg="http://schemas.microsoft.com/office/word/2010/wordprocessingGroup" xmlns:wpi="http://schemas.microsoft.com/office/word/2010/wordprocessingInk" xmlns:wne="http://schemas.microsoft.com/office/word/2006/wordml" xmlns:wps="http://schemas.microsoft.com/office/word/2010/wordprocessingShape" mc:Ignorable="w14 w15 w16se w16cid w16 w16cex w16sdtdh w16du wp14">
+  <w:endnote w:type="separator" w:id="-1">
+    <w:p>
+      <w:pPr>
+        <w:spacing w:before="0" w:after="0" w:line="240" w:lineRule="auto"/>
+      </w:pPr>
+      <w:r>
+        <w:separator/>
+      </w:r>
+    </w:p>
+  </w:endnote>
+  <w:endnote w:type="continuationSeparator" w:id="0">
+    <w:p>
+      <w:pPr>
+        <w:spacing w:before="0" w:after="0" w:line="240" w:lineRule="auto"/>
+      </w:pPr>
+      <w:r>
+        <w:continuationSeparator/>
+      </w:r>
+    </w:p>
+  </w:endnote>
+</w:endnotes>
+</file>
+
+<file path=word/footer1.xml><?xml version="1.0" encoding="utf-8"?>
+<w:ftr xmlns:wpc="http://schemas.microsoft.com/office/word/2010/wordprocessingCanvas" xmlns:cx="http://schemas.microsoft.com/office/drawing/2014/chartex" xmlns:cx1="http://schemas.microsoft.com/office/drawing/2015/9/8/chartex" xmlns:cx2="http://schemas.microsoft.com/office/drawing/2015/10/21/chartex" xmlns:cx3="http://schemas.microsoft.com/office/drawing/2016/5/9/chartex" xmlns:cx4="http://schemas.microsoft.com/office/drawing/2016/5/10/chartex" xmlns:cx5="http://schemas.microsoft.com/office/drawing/2016/5/11/chartex" xmlns:cx6="http://schemas.microsoft.com/office/drawing/2016/5/12/chartex" xmlns:cx7="http://schemas.microsoft.com/office/drawing/2016/5/13/chartex" xmlns:cx8="http://schemas.microsoft.com/office/drawing/2016/5/14/chartex" xmlns:mc="http://schemas.openxmlformats.org/markup-compatibility/2006" xmlns:aink="http://schemas.microsoft.com/office/drawing/2016/ink" xmlns:am3d="http://schemas.microsoft.com/office/drawing/2017/model3d" xmlns:o="urn:schemas-microsoft-com:office:office" xmlns:oel="http://schemas.microsoft.com/office/2019/extlst" xmlns:r="http://schemas.openxmlformats.org/officeDocument/2006/relationships" xmlns:m="http://schemas.openxmlformats.org/officeDocument/2006/math" xmlns:v="urn:schemas-microsoft-com:vml" xmlns:wp14="http://schemas.microsoft.com/office/word/2010/wordprocessingDrawing" xmlns:wp="http://schemas.openxmlformats.org/drawingml/2006/wordprocessingDrawing" xmlns:w10="urn:schemas-microsoft-com:office:word" xmlns:w="http://schemas.openxmlformats.org/wordprocessingml/2006/main" xmlns:w14="http://schemas.microsoft.com/office/word/2010/wordml" xmlns:w15="http://schemas.microsoft.com/office/word/2012/wordml" xmlns:w16cex="http://schemas.microsoft.com/office/word/2018/wordml/cex" xmlns:w16cid="http://schemas.microsoft.com/office/word/2016/wordml/cid" xmlns:w16="http://schemas.microsoft.com/office/word/2018/wordml" xmlns:w16du="http://schemas.microsoft.com/office/word/2023/wordml/word16du" xmlns:w16sdtdh="http://schemas.microsoft.com/office/word/2020/wordml/sdtdatahash" xmlns:w16se="http://schemas.microsoft.com/office/word/2015/wordml/symex" xmlns:wpg="http://schemas.microsoft.com/office/word/2010/wordprocessingGroup" xmlns:wpi="http://schemas.microsoft.com/office/word/2010/wordprocessingInk" xmlns:wne="http://schemas.microsoft.com/office/word/2006/wordml" xmlns:wps="http://schemas.microsoft.com/office/word/2010/wordprocessingShape" mc:Ignorable="w14 w15 w16se w16cid w16 w16cex w16sdtdh w16du wp14">
+  <w:p>
+    <w:pPr>
+      <w:rPr>
+        <w:rFonts w:asciiTheme="majorHAnsi" w:eastAsiaTheme="majorEastAsia" w:hAnsiTheme="majorHAnsi" w:cstheme="majorBidi"/>
+      </w:rPr>
+    </w:pPr>
+  </w:p>
+  <w:p>
+    <w:pPr>
+      <w:pStyle w:val="Footer"/>
+    </w:pPr>
+  </w:p>
+</w:ftr>
+</file>
+
+<file path=word/footnotes.xml><?xml version="1.0" encoding="utf-8"?>
+<w:footnotes xmlns:wpc="http://schemas.microsoft.com/office/word/2010/wordprocessingCanvas" xmlns:cx="http://schemas.microsoft.com/office/drawing/2014/chartex" xmlns:cx1="http://schemas.microsoft.com/office/drawing/2015/9/8/chartex" xmlns:cx2="http://schemas.microsoft.com/office/drawing/2015/10/21/chartex" xmlns:cx3="http://schemas.microsoft.com/office/drawing/2016/5/9/chartex" xmlns:cx4="http://schemas.microsoft.com/office/drawing/2016/5/10/chartex" xmlns:cx5="http://schemas.microsoft.com/office/drawing/2016/5/11/chartex" xmlns:cx6="http://schemas.microsoft.com/office/drawing/2016/5/12/chartex" xmlns:cx7="http://schemas.microsoft.com/office/drawing/2016/5/13/chartex" xmlns:cx8="http://schemas.microsoft.com/office/drawing/2016/5/14/chartex" xmlns:mc="http://schemas.openxmlformats.org/markup-compatibility/2006" xmlns:aink="http://schemas.microsoft.com/office/drawing/2016/ink" xmlns:am3d="http://schemas.microsoft.com/office/drawing/2017/model3d" xmlns:o="urn:schemas-microsoft-com:office:office" xmlns:oel="http://schemas.microsoft.com/office/2019/extlst" xmlns:r="http://schemas.openxmlformats.org/officeDocument/2006/relationships" xmlns:m="http://schemas.openxmlformats.org/officeDocument/2006/math" xmlns:v="urn:schemas-microsoft-com:vml" xmlns:wp14="http://schemas.microsoft.com/office/word/2010/wordprocessingDrawing" xmlns:wp="http://schemas.openxmlformats.org/drawingml/2006/wordprocessingDrawing" xmlns:w10="urn:schemas-microsoft-com:office:word" xmlns:w="http://schemas.openxmlformats.org/wordprocessingml/2006/main" xmlns:w14="http://schemas.microsoft.com/office/word/2010/wordml" xmlns:w15="http://schemas.microsoft.com/office/word/2012/wordml" xmlns:w16cex="http://schemas.microsoft.com/office/word/2018/wordml/cex" xmlns:w16cid="http://schemas.microsoft.com/office/word/2016/wordml/cid" xmlns:w16="http://schemas.microsoft.com/office/word/2018/wordml" xmlns:w16du="http://schemas.microsoft.com/office/word/2023/wordml/word16du" xmlns:w16sdtdh="http://schemas.microsoft.com/office/word/2020/wordml/sdtdatahash" xmlns:w16se="http://schemas.microsoft.com/office/word/2015/wordml/symex" xmlns:wpg="http://schemas.microsoft.com/office/word/2010/wordprocessingGroup" xmlns:wpi="http://schemas.microsoft.com/office/word/2010/wordprocessingInk" xmlns:wne="http://schemas.microsoft.com/office/word/2006/wordml" xmlns:wps="http://schemas.microsoft.com/office/word/2010/wordprocessingShape" mc:Ignorable="w14 w15 w16se w16cid w16 w16cex w16sdtdh w16du wp14">
+  <w:footnote w:type="separator" w:id="-1">
+    <w:p>
+      <w:pPr>
+        <w:spacing w:before="0" w:after="0" w:line="240" w:lineRule="auto"/>
+      </w:pPr>
+      <w:r>
+        <w:separator/>
+      </w:r>
+    </w:p>
+  </w:footnote>
+  <w:footnote w:type="continuationSeparator" w:id="0">
+    <w:p>
+      <w:pPr>
+        <w:spacing w:before="0" w:after="0" w:line="240" w:lineRule="auto"/>
+      </w:pPr>
+      <w:r>
+        <w:continuationSeparator/>
+      </w:r>
+    </w:p>
+  </w:footnote>
+</w:footnotes>
+</file>
+
 <file path=word/numbering.xml><?xml version="1.0" encoding="utf-8"?>
 <w:numbering xmlns:wpc="http://schemas.microsoft.com/office/word/2010/wordprocessingCanvas" xmlns:cx="http://schemas.microsoft.com/office/drawing/2014/chartex" xmlns:cx1="http://schemas.microsoft.com/office/drawing/2015/9/8/chartex" xmlns:cx2="http://schemas.microsoft.com/office/drawing/2015/10/21/chartex" xmlns:cx3="http://schemas.microsoft.com/office/drawing/2016/5/9/chartex" xmlns:cx4="http://schemas.microsoft.com/office/drawing/2016/5/10/chartex" xmlns:cx5="http://schemas.microsoft.com/office/drawing/2016/5/11/chartex" xmlns:cx6="http://schemas.microsoft.com/office/drawing/2016/5/12/chartex" xmlns:cx7="http://schemas.microsoft.com/office/drawing/2016/5/13/chartex" xmlns:cx8="http://schemas.microsoft.com/office/drawing/2016/5/14/chartex" xmlns:mc="http://schemas.openxmlformats.org/markup-compatibility/2006" xmlns:aink="http://schemas.microsoft.com/office/drawing/2016/ink" xmlns:am3d="http://schemas.microsoft.com/office/drawing/2017/model3d" xmlns:o="urn:schemas-microsoft-com:office:office" xmlns:oel="http://schemas.microsoft.com/office/2019/extlst" xmlns:r="http://schemas.openxmlformats.org/officeDocument/2006/relationships" xmlns:m="http://schemas.openxmlformats.org/officeDocument/2006/math" xmlns:v="urn:schemas-microsoft-com:vml" xmlns:wp14="http://schemas.microsoft.com/office/word/2010/wordprocessingDrawing" xmlns:wp="http://schemas.openxmlformats.org/drawingml/2006/wordprocessingDrawing" xmlns:w10="urn:schemas-microsoft-com:office:word" xmlns:w="http://schemas.openxmlformats.org/wordprocessingml/2006/main" xmlns:w14="http://schemas.microsoft.com/office/word/2010/wordml" xmlns:w15="http://schemas.microsoft.com/office/word/2012/wordml" xmlns:w16cex="http://schemas.microsoft.com/office/word/2018/wordml/cex" xmlns:w16cid="http://schemas.microsoft.com/office/word/2016/wordml/cid" xmlns:w16="http://schemas.microsoft.com/office/word/2018/wordml" xmlns:w16du="http://schemas.microsoft.com/office/word/2023/wordml/word16du" xmlns:w16sdtdh="http://schemas.microsoft.com/office/word/2020/wordml/sdtdatahash" xmlns:w16se="http://schemas.microsoft.com/office/word/2015/wordml/symex" xmlns:wpg="http://schemas.microsoft.com/office/word/2010/wordprocessingGroup" xmlns:wpi="http://schemas.microsoft.com/office/word/2010/wordprocessingInk" xmlns:wne="http://schemas.microsoft.com/office/word/2006/wordml" xmlns:wps="http://schemas.microsoft.com/office/word/2010/wordprocessingShape" mc:Ignorable="w14 w15 w16se w16cid w16 w16cex w16sdtdh w16du wp14">
   <w:abstractNum w:abstractNumId="0" w15:restartNumberingAfterBreak="0">
+    <w:nsid w:val="45E3649F"/>
+    <w:multiLevelType w:val="hybridMultilevel"/>
+    <w:tmpl w:val="018EEFA8"/>
+    <w:lvl w:ilvl="0" w:tplc="0C00000F">
+      <w:start w:val="1"/>
+      <w:numFmt w:val="decimal"/>
+      <w:lvlText w:val="%1."/>
+      <w:lvlJc w:val="left"/>
+      <w:pPr>
+        <w:ind w:left="1429" w:hanging="360"/>
+      </w:pPr>
+    </w:lvl>
+    <w:lvl w:ilvl="1" w:tplc="0C000019" w:tentative="1">
+      <w:start w:val="1"/>
+      <w:numFmt w:val="lowerLetter"/>
+      <w:lvlText w:val="%2."/>
+      <w:lvlJc w:val="left"/>
+      <w:pPr>
+        <w:ind w:left="2149" w:hanging="360"/>
+      </w:pPr>
+    </w:lvl>
+    <w:lvl w:ilvl="2" w:tplc="0C00001B" w:tentative="1">
+      <w:start w:val="1"/>
+      <w:numFmt w:val="lowerRoman"/>
+      <w:lvlText w:val="%3."/>
+      <w:lvlJc w:val="right"/>
+      <w:pPr>
+        <w:ind w:left="2869" w:hanging="180"/>
+      </w:pPr>
+    </w:lvl>
+    <w:lvl w:ilvl="3" w:tplc="0C00000F" w:tentative="1">
+      <w:start w:val="1"/>
+      <w:numFmt w:val="decimal"/>
+      <w:lvlText w:val="%4."/>
+      <w:lvlJc w:val="left"/>
+      <w:pPr>
+        <w:ind w:left="3589" w:hanging="360"/>
+      </w:pPr>
+    </w:lvl>
+    <w:lvl w:ilvl="4" w:tplc="0C000019" w:tentative="1">
+      <w:start w:val="1"/>
+      <w:numFmt w:val="lowerLetter"/>
+      <w:lvlText w:val="%5."/>
+      <w:lvlJc w:val="left"/>
+      <w:pPr>
+        <w:ind w:left="4309" w:hanging="360"/>
+      </w:pPr>
+    </w:lvl>
+    <w:lvl w:ilvl="5" w:tplc="0C00001B" w:tentative="1">
+      <w:start w:val="1"/>
+      <w:numFmt w:val="lowerRoman"/>
+      <w:lvlText w:val="%6."/>
+      <w:lvlJc w:val="right"/>
+      <w:pPr>
+        <w:ind w:left="5029" w:hanging="180"/>
+      </w:pPr>
+    </w:lvl>
+    <w:lvl w:ilvl="6" w:tplc="0C00000F" w:tentative="1">
+      <w:start w:val="1"/>
+      <w:numFmt w:val="decimal"/>
+      <w:lvlText w:val="%7."/>
+      <w:lvlJc w:val="left"/>
+      <w:pPr>
+        <w:ind w:left="5749" w:hanging="360"/>
+      </w:pPr>
+    </w:lvl>
+    <w:lvl w:ilvl="7" w:tplc="0C000019" w:tentative="1">
+      <w:start w:val="1"/>
+      <w:numFmt w:val="lowerLetter"/>
+      <w:lvlText w:val="%8."/>
+      <w:lvlJc w:val="left"/>
+      <w:pPr>
+        <w:ind w:left="6469" w:hanging="360"/>
+      </w:pPr>
+    </w:lvl>
+    <w:lvl w:ilvl="8" w:tplc="0C00001B" w:tentative="1">
+      <w:start w:val="1"/>
+      <w:numFmt w:val="lowerRoman"/>
+      <w:lvlText w:val="%9."/>
+      <w:lvlJc w:val="right"/>
+      <w:pPr>
+        <w:ind w:left="7189" w:hanging="180"/>
+      </w:pPr>
+    </w:lvl>
+  </w:abstractNum>
+  <w:abstractNum w:abstractNumId="1" w15:restartNumberingAfterBreak="0">
     <w:nsid w:val="4F791AA1"/>
     <w:multiLevelType w:val="hybridMultilevel"/>
     <w:tmpl w:val="77043C60"/>
@@ -2284,7 +3230,93 @@
       </w:rPr>
     </w:lvl>
   </w:abstractNum>
-  <w:abstractNum w:abstractNumId="1" w15:restartNumberingAfterBreak="0">
+  <w:abstractNum w:abstractNumId="2" w15:restartNumberingAfterBreak="0">
+    <w:nsid w:val="630746F4"/>
+    <w:multiLevelType w:val="hybridMultilevel"/>
+    <w:tmpl w:val="018EEFA8"/>
+    <w:lvl w:ilvl="0" w:tplc="FFFFFFFF">
+      <w:start w:val="1"/>
+      <w:numFmt w:val="decimal"/>
+      <w:lvlText w:val="%1."/>
+      <w:lvlJc w:val="left"/>
+      <w:pPr>
+        <w:ind w:left="1429" w:hanging="360"/>
+      </w:pPr>
+    </w:lvl>
+    <w:lvl w:ilvl="1" w:tplc="FFFFFFFF" w:tentative="1">
+      <w:start w:val="1"/>
+      <w:numFmt w:val="lowerLetter"/>
+      <w:lvlText w:val="%2."/>
+      <w:lvlJc w:val="left"/>
+      <w:pPr>
+        <w:ind w:left="2149" w:hanging="360"/>
+      </w:pPr>
+    </w:lvl>
+    <w:lvl w:ilvl="2" w:tplc="FFFFFFFF" w:tentative="1">
+      <w:start w:val="1"/>
+      <w:numFmt w:val="lowerRoman"/>
+      <w:lvlText w:val="%3."/>
+      <w:lvlJc w:val="right"/>
+      <w:pPr>
+        <w:ind w:left="2869" w:hanging="180"/>
+      </w:pPr>
+    </w:lvl>
+    <w:lvl w:ilvl="3" w:tplc="FFFFFFFF" w:tentative="1">
+      <w:start w:val="1"/>
+      <w:numFmt w:val="decimal"/>
+      <w:lvlText w:val="%4."/>
+      <w:lvlJc w:val="left"/>
+      <w:pPr>
+        <w:ind w:left="3589" w:hanging="360"/>
+      </w:pPr>
+    </w:lvl>
+    <w:lvl w:ilvl="4" w:tplc="FFFFFFFF" w:tentative="1">
+      <w:start w:val="1"/>
+      <w:numFmt w:val="lowerLetter"/>
+      <w:lvlText w:val="%5."/>
+      <w:lvlJc w:val="left"/>
+      <w:pPr>
+        <w:ind w:left="4309" w:hanging="360"/>
+      </w:pPr>
+    </w:lvl>
+    <w:lvl w:ilvl="5" w:tplc="FFFFFFFF" w:tentative="1">
+      <w:start w:val="1"/>
+      <w:numFmt w:val="lowerRoman"/>
+      <w:lvlText w:val="%6."/>
+      <w:lvlJc w:val="right"/>
+      <w:pPr>
+        <w:ind w:left="5029" w:hanging="180"/>
+      </w:pPr>
+    </w:lvl>
+    <w:lvl w:ilvl="6" w:tplc="FFFFFFFF" w:tentative="1">
+      <w:start w:val="1"/>
+      <w:numFmt w:val="decimal"/>
+      <w:lvlText w:val="%7."/>
+      <w:lvlJc w:val="left"/>
+      <w:pPr>
+        <w:ind w:left="5749" w:hanging="360"/>
+      </w:pPr>
+    </w:lvl>
+    <w:lvl w:ilvl="7" w:tplc="FFFFFFFF" w:tentative="1">
+      <w:start w:val="1"/>
+      <w:numFmt w:val="lowerLetter"/>
+      <w:lvlText w:val="%8."/>
+      <w:lvlJc w:val="left"/>
+      <w:pPr>
+        <w:ind w:left="6469" w:hanging="360"/>
+      </w:pPr>
+    </w:lvl>
+    <w:lvl w:ilvl="8" w:tplc="FFFFFFFF" w:tentative="1">
+      <w:start w:val="1"/>
+      <w:numFmt w:val="lowerRoman"/>
+      <w:lvlText w:val="%9."/>
+      <w:lvlJc w:val="right"/>
+      <w:pPr>
+        <w:ind w:left="7189" w:hanging="180"/>
+      </w:pPr>
+    </w:lvl>
+  </w:abstractNum>
+  <w:abstractNum w:abstractNumId="3" w15:restartNumberingAfterBreak="0">
     <w:nsid w:val="7A780E0E"/>
     <w:multiLevelType w:val="hybridMultilevel"/>
     <w:tmpl w:val="C5DAD368"/>
@@ -2398,10 +3430,16 @@
     </w:lvl>
   </w:abstractNum>
   <w:num w:numId="1" w16cid:durableId="695615859">
+    <w:abstractNumId w:val="3"/>
+  </w:num>
+  <w:num w:numId="2" w16cid:durableId="599027378">
     <w:abstractNumId w:val="1"/>
   </w:num>
-  <w:num w:numId="2" w16cid:durableId="599027378">
+  <w:num w:numId="3" w16cid:durableId="948661166">
     <w:abstractNumId w:val="0"/>
+  </w:num>
+  <w:num w:numId="4" w16cid:durableId="1034572134">
+    <w:abstractNumId w:val="2"/>
   </w:num>
 </w:numbering>
 </file>
@@ -3021,6 +4059,7 @@
   <w:style w:type="character" w:default="1" w:styleId="DefaultParagraphFont">
     <w:name w:val="Default Paragraph Font"/>
     <w:uiPriority w:val="1"/>
+    <w:semiHidden/>
     <w:unhideWhenUsed/>
   </w:style>
   <w:style w:type="table" w:default="1" w:styleId="TableNormal">
@@ -3381,6 +4420,40 @@
       <w:sz w:val="24"/>
     </w:rPr>
   </w:style>
+  <w:style w:type="paragraph" w:styleId="Footer">
+    <w:name w:val="footer"/>
+    <w:basedOn w:val="Normal"/>
+    <w:link w:val="FooterChar"/>
+    <w:uiPriority w:val="99"/>
+    <w:unhideWhenUsed/>
+    <w:rsid w:val="000E0016"/>
+    <w:pPr>
+      <w:tabs>
+        <w:tab w:val="center" w:pos="4252"/>
+        <w:tab w:val="right" w:pos="8504"/>
+      </w:tabs>
+      <w:spacing w:before="0" w:after="0" w:line="240" w:lineRule="auto"/>
+      <w:ind w:firstLine="0"/>
+      <w:jc w:val="left"/>
+    </w:pPr>
+    <w:rPr>
+      <w:rFonts w:asciiTheme="minorHAnsi" w:hAnsiTheme="minorHAnsi"/>
+      <w:kern w:val="0"/>
+      <w:sz w:val="22"/>
+      <w14:ligatures w14:val="none"/>
+    </w:rPr>
+  </w:style>
+  <w:style w:type="character" w:customStyle="1" w:styleId="FooterChar">
+    <w:name w:val="Footer Char"/>
+    <w:basedOn w:val="DefaultParagraphFont"/>
+    <w:link w:val="Footer"/>
+    <w:uiPriority w:val="99"/>
+    <w:rsid w:val="000E0016"/>
+    <w:rPr>
+      <w:kern w:val="0"/>
+      <w14:ligatures w14:val="none"/>
+    </w:rPr>
+  </w:style>
 </w:styles>
 </file>
 
